--- a/vmware/Hướng dẫn cài đặt Free Radius tích hợp AD triển khai hệ thống xác thực 2 lớp cho dịch vụ Vmware UAG.docx
+++ b/vmware/Hướng dẫn cài đặt Free Radius tích hợp AD triển khai hệ thống xác thực 2 lớp cho dịch vụ Vmware UAG.docx
@@ -20,7 +20,7 @@
       <w:hyperlink r:id="rId5" w:history="1">
         <w:r>
           <w:rPr>
-            <w:rStyle w:val="Siuktni"/>
+            <w:rStyle w:val="Hyperlink"/>
           </w:rPr>
           <w:t>https://rockylinux.org/download</w:t>
         </w:r>
@@ -44,6 +44,9 @@
     </w:p>
     <w:p>
       <w:r>
+        <w:rPr>
+          <w:noProof/>
+        </w:rPr>
         <w:drawing>
           <wp:inline distT="0" distB="0" distL="0" distR="0" wp14:anchorId="159393CF" wp14:editId="599A37F3">
             <wp:extent cx="3762900" cy="5410955"/>
@@ -89,6 +92,9 @@
     </w:p>
     <w:p>
       <w:r>
+        <w:rPr>
+          <w:noProof/>
+        </w:rPr>
         <w:drawing>
           <wp:inline distT="0" distB="0" distL="0" distR="0" wp14:anchorId="3DFC763F" wp14:editId="0EC0EEE5">
             <wp:extent cx="5579745" cy="2505075"/>
@@ -134,6 +140,9 @@
     </w:p>
     <w:p>
       <w:r>
+        <w:rPr>
+          <w:noProof/>
+        </w:rPr>
         <w:drawing>
           <wp:inline distT="0" distB="0" distL="0" distR="0" wp14:anchorId="61B3910D" wp14:editId="221D9B68">
             <wp:extent cx="5579745" cy="2260600"/>
@@ -185,6 +194,9 @@
     </w:p>
     <w:p>
       <w:r>
+        <w:rPr>
+          <w:noProof/>
+        </w:rPr>
         <w:drawing>
           <wp:inline distT="0" distB="0" distL="0" distR="0" wp14:anchorId="58A9CFB8" wp14:editId="0592A5C1">
             <wp:extent cx="3791479" cy="1590897"/>
@@ -231,6 +243,9 @@
     </w:p>
     <w:p>
       <w:r>
+        <w:rPr>
+          <w:noProof/>
+        </w:rPr>
         <w:drawing>
           <wp:inline distT="0" distB="0" distL="0" distR="0" wp14:anchorId="58682A79" wp14:editId="05140F93">
             <wp:extent cx="5579745" cy="1752600"/>
@@ -281,7 +296,12 @@
     </w:p>
     <w:p>
       <w:r>
-        <w:t>Disable SELinux</w:t>
+        <w:t>Truy cập /etc/selinux/config</w:t>
+      </w:r>
+    </w:p>
+    <w:p>
+      <w:r>
+        <w:t>SELINUX=disabled</w:t>
       </w:r>
     </w:p>
     <w:p>
@@ -430,7 +450,7 @@
     </w:p>
     <w:p>
       <w:pPr>
-        <w:pStyle w:val="oancuaDanhsach"/>
+        <w:pStyle w:val="ListParagraph"/>
         <w:numPr>
           <w:ilvl w:val="0"/>
           <w:numId w:val="4"/>
@@ -453,19 +473,19 @@
     </w:p>
     <w:p>
       <w:pPr>
-        <w:pStyle w:val="oancuaDanhsach"/>
+        <w:pStyle w:val="ListParagraph"/>
         <w:numPr>
           <w:ilvl w:val="0"/>
           <w:numId w:val="4"/>
         </w:numPr>
       </w:pPr>
       <w:r>
+        <w:lastRenderedPageBreak/>
         <w:t>Mở firewall</w:t>
       </w:r>
     </w:p>
     <w:p>
       <w:r>
-        <w:lastRenderedPageBreak/>
         <w:t>firewall-cmd --permanent --add-port=1812/udp</w:t>
       </w:r>
     </w:p>
@@ -487,7 +507,7 @@
     <w:p/>
     <w:p>
       <w:pPr>
-        <w:pStyle w:val="oancuaDanhsach"/>
+        <w:pStyle w:val="ListParagraph"/>
         <w:numPr>
           <w:ilvl w:val="0"/>
           <w:numId w:val="4"/>
@@ -509,7 +529,7 @@
     </w:p>
     <w:p>
       <w:pPr>
-        <w:pStyle w:val="oancuaDanhsach"/>
+        <w:pStyle w:val="ListParagraph"/>
         <w:numPr>
           <w:ilvl w:val="0"/>
           <w:numId w:val="4"/>
@@ -626,6 +646,7 @@
     </w:p>
     <w:p>
       <w:r>
+        <w:lastRenderedPageBreak/>
         <w:t>ln -s /etc/raddb/mods-available/pam /etc/raddb/mods-enabled/pam</w:t>
       </w:r>
     </w:p>
@@ -689,6 +710,9 @@
     </w:p>
     <w:p>
       <w:r>
+        <w:rPr>
+          <w:noProof/>
+        </w:rPr>
         <w:drawing>
           <wp:inline distT="0" distB="0" distL="0" distR="0" wp14:anchorId="6BD4B505" wp14:editId="6BD7EAAB">
             <wp:extent cx="5579745" cy="941705"/>
@@ -766,6 +790,9 @@
     </w:p>
     <w:p>
       <w:r>
+        <w:rPr>
+          <w:noProof/>
+        </w:rPr>
         <w:lastRenderedPageBreak/>
         <w:drawing>
           <wp:inline distT="0" distB="0" distL="0" distR="0" wp14:anchorId="24E6BFA1" wp14:editId="4377D9F1">
@@ -835,9 +862,6 @@
       <w:r>
         <w:t>update-crypto-policies --set DEFAULT:AD-SUPPORT</w:t>
       </w:r>
-      <w:r>
-        <w:t>-LEGACY</w:t>
-      </w:r>
     </w:p>
     <w:p>
       <w:r>
@@ -850,6 +874,241 @@
       </w:r>
       <w:r>
         <w:t>demo.local</w:t>
+      </w:r>
+    </w:p>
+    <w:p/>
+    <w:p>
+      <w:r>
+        <w:t>Cấu hình bổ sung sssd</w:t>
+      </w:r>
+    </w:p>
+    <w:p>
+      <w:r>
+        <w:t>nano /etc/sssd/sssd.conf</w:t>
+      </w:r>
+    </w:p>
+    <w:p>
+      <w:r>
+        <w:t>default_domain_suffix = demo.local</w:t>
+      </w:r>
+    </w:p>
+    <w:p/>
+    <w:p>
+      <w:r>
+        <w:t>Nếu cấu hình thành công, ta có thể pull administrator password</w:t>
+      </w:r>
+    </w:p>
+    <w:p>
+      <w:r>
+        <w:t xml:space="preserve">getent passwd </w:t>
+      </w:r>
+      <w:hyperlink r:id="rId13" w:history="1">
+        <w:r>
+          <w:rPr>
+            <w:rStyle w:val="Hyperlink"/>
+          </w:rPr>
+          <w:t>administrator@</w:t>
+        </w:r>
+        <w:r>
+          <w:rPr>
+            <w:rStyle w:val="Hyperlink"/>
+          </w:rPr>
+          <w:t>demo</w:t>
+        </w:r>
+        <w:r>
+          <w:rPr>
+            <w:rStyle w:val="Hyperlink"/>
+          </w:rPr>
+          <w:t>.local</w:t>
+        </w:r>
+      </w:hyperlink>
+    </w:p>
+    <w:p/>
+    <w:p>
+      <w:r>
+        <w:t xml:space="preserve">Cấu hình </w:t>
+      </w:r>
+    </w:p>
+    <w:p>
+      <w:r>
+        <w:t xml:space="preserve">realm permit </w:t>
+      </w:r>
+      <w:r>
+        <w:t>–</w:t>
+      </w:r>
+      <w:r>
+        <w:t>al</w:t>
+      </w:r>
+      <w:r>
+        <w:t>l</w:t>
+      </w:r>
+    </w:p>
+    <w:p>
+      <w:r>
+        <w:t xml:space="preserve">realm permit -g </w:t>
+      </w:r>
+      <w:r>
+        <w:t>users</w:t>
+      </w:r>
+    </w:p>
+    <w:p>
+      <w:r>
+        <w:t xml:space="preserve">realm permit </w:t>
+      </w:r>
+      <w:hyperlink r:id="rId14" w:history="1">
+        <w:r>
+          <w:rPr>
+            <w:rStyle w:val="Hyperlink"/>
+          </w:rPr>
+          <w:t>administrator@demo.local</w:t>
+        </w:r>
+      </w:hyperlink>
+    </w:p>
+    <w:p>
+      <w:r>
+        <w:t xml:space="preserve">realm permit </w:t>
+      </w:r>
+      <w:hyperlink r:id="rId15" w:history="1">
+        <w:r>
+          <w:rPr>
+            <w:rStyle w:val="Hyperlink"/>
+          </w:rPr>
+          <w:t>demo-01@demo.local</w:t>
+        </w:r>
+      </w:hyperlink>
+    </w:p>
+    <w:p/>
+    <w:p>
+      <w:r>
+        <w:t xml:space="preserve">Cài đặt </w:t>
+      </w:r>
+    </w:p>
+    <w:p>
+      <w:r>
+        <w:t>dnf install -y epel-release</w:t>
+      </w:r>
+    </w:p>
+    <w:p>
+      <w:r>
+        <w:lastRenderedPageBreak/>
+        <w:t>dnf update</w:t>
+      </w:r>
+    </w:p>
+    <w:p>
+      <w:r>
+        <w:t>dnf install -y google-authenticator qrencode</w:t>
+      </w:r>
+    </w:p>
+    <w:p>
+      <w:r>
+        <w:t>google-authenticator</w:t>
+      </w:r>
+    </w:p>
+    <w:p>
+      <w:r>
+        <w:drawing>
+          <wp:inline distT="0" distB="0" distL="0" distR="0" wp14:anchorId="216F210C" wp14:editId="41209B84">
+            <wp:extent cx="5579745" cy="4935220"/>
+            <wp:effectExtent l="0" t="0" r="1905" b="0"/>
+            <wp:docPr id="688282341" name="Picture 1"/>
+            <wp:cNvGraphicFramePr>
+              <a:graphicFrameLocks xmlns:a="http://schemas.openxmlformats.org/drawingml/2006/main" noChangeAspect="1"/>
+            </wp:cNvGraphicFramePr>
+            <a:graphic xmlns:a="http://schemas.openxmlformats.org/drawingml/2006/main">
+              <a:graphicData uri="http://schemas.openxmlformats.org/drawingml/2006/picture">
+                <pic:pic xmlns:pic="http://schemas.openxmlformats.org/drawingml/2006/picture">
+                  <pic:nvPicPr>
+                    <pic:cNvPr id="688282341" name=""/>
+                    <pic:cNvPicPr/>
+                  </pic:nvPicPr>
+                  <pic:blipFill>
+                    <a:blip r:embed="rId16"/>
+                    <a:stretch>
+                      <a:fillRect/>
+                    </a:stretch>
+                  </pic:blipFill>
+                  <pic:spPr>
+                    <a:xfrm>
+                      <a:off x="0" y="0"/>
+                      <a:ext cx="5579745" cy="4935220"/>
+                    </a:xfrm>
+                    <a:prstGeom prst="rect">
+                      <a:avLst/>
+                    </a:prstGeom>
+                  </pic:spPr>
+                </pic:pic>
+              </a:graphicData>
+            </a:graphic>
+          </wp:inline>
+        </w:drawing>
+      </w:r>
+    </w:p>
+    <w:p/>
+    <w:p>
+      <w:r>
+        <w:t>Cấu hình pam</w:t>
+      </w:r>
+    </w:p>
+    <w:p>
+      <w:r>
+        <w:t>nano</w:t>
+      </w:r>
+      <w:r>
+        <w:t xml:space="preserve"> /etc/pam.d/radiusd</w:t>
+      </w:r>
+    </w:p>
+    <w:p>
+      <w:r>
+        <w:t>auth       requisite    pam_google_authenticator.so forward_pass</w:t>
+      </w:r>
+    </w:p>
+    <w:p>
+      <w:r>
+        <w:t>auth       required     pam_sss.so use_first_pass</w:t>
+      </w:r>
+    </w:p>
+    <w:p>
+      <w:r>
+        <w:t>account    required     pam_nologin.so</w:t>
+      </w:r>
+    </w:p>
+    <w:p>
+      <w:r>
+        <w:t>account    include      password-auth</w:t>
+      </w:r>
+    </w:p>
+    <w:p>
+      <w:r>
+        <w:t>session    include      password-auth</w:t>
+      </w:r>
+    </w:p>
+    <w:p>
+      <w:r>
+        <w:lastRenderedPageBreak/>
+        <w:t>Test kết nối</w:t>
+      </w:r>
+    </w:p>
+    <w:p>
+      <w:r>
+        <w:t xml:space="preserve">radtest </w:t>
+      </w:r>
+      <w:r>
+        <w:t>demo-01</w:t>
+      </w:r>
+      <w:r>
+        <w:t xml:space="preserve"> </w:t>
+      </w:r>
+      <w:r>
+        <w:t>Vtdc@2026&lt;otp&gt;</w:t>
+      </w:r>
+      <w:r>
+        <w:t xml:space="preserve"> localhost 0 test123</w:t>
+      </w:r>
+    </w:p>
+    <w:p/>
+    <w:p>
+      <w:r>
+        <w:t>Kết quả ra Accept-Accept là ok</w:t>
       </w:r>
     </w:p>
     <w:p/>
@@ -1756,15 +2015,15 @@
     <w:lsdException w:name="Unresolved Mention" w:semiHidden="1" w:unhideWhenUsed="1"/>
     <w:lsdException w:name="Smart Link" w:semiHidden="1" w:unhideWhenUsed="1"/>
   </w:latentStyles>
-  <w:style w:type="paragraph" w:default="1" w:styleId="Binhthng">
+  <w:style w:type="paragraph" w:default="1" w:styleId="Normal">
     <w:name w:val="Normal"/>
     <w:qFormat/>
   </w:style>
-  <w:style w:type="paragraph" w:styleId="u1">
+  <w:style w:type="paragraph" w:styleId="Heading1">
     <w:name w:val="heading 1"/>
-    <w:basedOn w:val="Binhthng"/>
-    <w:next w:val="Binhthng"/>
-    <w:link w:val="u1Char"/>
+    <w:basedOn w:val="Normal"/>
+    <w:next w:val="Normal"/>
+    <w:link w:val="Heading1Char"/>
     <w:uiPriority w:val="9"/>
     <w:qFormat/>
     <w:rsid w:val="0005227F"/>
@@ -1781,11 +2040,11 @@
       <w:szCs w:val="40"/>
     </w:rPr>
   </w:style>
-  <w:style w:type="paragraph" w:styleId="u2">
+  <w:style w:type="paragraph" w:styleId="Heading2">
     <w:name w:val="heading 2"/>
-    <w:basedOn w:val="Binhthng"/>
-    <w:next w:val="Binhthng"/>
-    <w:link w:val="u2Char"/>
+    <w:basedOn w:val="Normal"/>
+    <w:next w:val="Normal"/>
+    <w:link w:val="Heading2Char"/>
     <w:uiPriority w:val="9"/>
     <w:semiHidden/>
     <w:unhideWhenUsed/>
@@ -1804,11 +2063,11 @@
       <w:szCs w:val="32"/>
     </w:rPr>
   </w:style>
-  <w:style w:type="paragraph" w:styleId="u3">
+  <w:style w:type="paragraph" w:styleId="Heading3">
     <w:name w:val="heading 3"/>
-    <w:basedOn w:val="Binhthng"/>
-    <w:next w:val="Binhthng"/>
-    <w:link w:val="u3Char"/>
+    <w:basedOn w:val="Normal"/>
+    <w:next w:val="Normal"/>
+    <w:link w:val="Heading3Char"/>
     <w:uiPriority w:val="9"/>
     <w:semiHidden/>
     <w:unhideWhenUsed/>
@@ -1827,11 +2086,11 @@
       <w:szCs w:val="28"/>
     </w:rPr>
   </w:style>
-  <w:style w:type="paragraph" w:styleId="u4">
+  <w:style w:type="paragraph" w:styleId="Heading4">
     <w:name w:val="heading 4"/>
-    <w:basedOn w:val="Binhthng"/>
-    <w:next w:val="Binhthng"/>
-    <w:link w:val="u4Char"/>
+    <w:basedOn w:val="Normal"/>
+    <w:next w:val="Normal"/>
+    <w:link w:val="Heading4Char"/>
     <w:uiPriority w:val="9"/>
     <w:semiHidden/>
     <w:unhideWhenUsed/>
@@ -1850,11 +2109,11 @@
       <w:color w:val="2F5496" w:themeColor="accent1" w:themeShade="BF"/>
     </w:rPr>
   </w:style>
-  <w:style w:type="paragraph" w:styleId="u5">
+  <w:style w:type="paragraph" w:styleId="Heading5">
     <w:name w:val="heading 5"/>
-    <w:basedOn w:val="Binhthng"/>
-    <w:next w:val="Binhthng"/>
-    <w:link w:val="u5Char"/>
+    <w:basedOn w:val="Normal"/>
+    <w:next w:val="Normal"/>
+    <w:link w:val="Heading5Char"/>
     <w:uiPriority w:val="9"/>
     <w:semiHidden/>
     <w:unhideWhenUsed/>
@@ -1871,11 +2130,11 @@
       <w:color w:val="2F5496" w:themeColor="accent1" w:themeShade="BF"/>
     </w:rPr>
   </w:style>
-  <w:style w:type="paragraph" w:styleId="u6">
+  <w:style w:type="paragraph" w:styleId="Heading6">
     <w:name w:val="heading 6"/>
-    <w:basedOn w:val="Binhthng"/>
-    <w:next w:val="Binhthng"/>
-    <w:link w:val="u6Char"/>
+    <w:basedOn w:val="Normal"/>
+    <w:next w:val="Normal"/>
+    <w:link w:val="Heading6Char"/>
     <w:uiPriority w:val="9"/>
     <w:semiHidden/>
     <w:unhideWhenUsed/>
@@ -1894,11 +2153,11 @@
       <w:color w:val="595959" w:themeColor="text1" w:themeTint="A6"/>
     </w:rPr>
   </w:style>
-  <w:style w:type="paragraph" w:styleId="u7">
+  <w:style w:type="paragraph" w:styleId="Heading7">
     <w:name w:val="heading 7"/>
-    <w:basedOn w:val="Binhthng"/>
-    <w:next w:val="Binhthng"/>
-    <w:link w:val="u7Char"/>
+    <w:basedOn w:val="Normal"/>
+    <w:next w:val="Normal"/>
+    <w:link w:val="Heading7Char"/>
     <w:uiPriority w:val="9"/>
     <w:semiHidden/>
     <w:unhideWhenUsed/>
@@ -1915,11 +2174,11 @@
       <w:color w:val="595959" w:themeColor="text1" w:themeTint="A6"/>
     </w:rPr>
   </w:style>
-  <w:style w:type="paragraph" w:styleId="u8">
+  <w:style w:type="paragraph" w:styleId="Heading8">
     <w:name w:val="heading 8"/>
-    <w:basedOn w:val="Binhthng"/>
-    <w:next w:val="Binhthng"/>
-    <w:link w:val="u8Char"/>
+    <w:basedOn w:val="Normal"/>
+    <w:next w:val="Normal"/>
+    <w:link w:val="Heading8Char"/>
     <w:uiPriority w:val="9"/>
     <w:semiHidden/>
     <w:unhideWhenUsed/>
@@ -1938,11 +2197,11 @@
       <w:color w:val="272727" w:themeColor="text1" w:themeTint="D8"/>
     </w:rPr>
   </w:style>
-  <w:style w:type="paragraph" w:styleId="u9">
+  <w:style w:type="paragraph" w:styleId="Heading9">
     <w:name w:val="heading 9"/>
-    <w:basedOn w:val="Binhthng"/>
-    <w:next w:val="Binhthng"/>
-    <w:link w:val="u9Char"/>
+    <w:basedOn w:val="Normal"/>
+    <w:next w:val="Normal"/>
+    <w:link w:val="Heading9Char"/>
     <w:uiPriority w:val="9"/>
     <w:semiHidden/>
     <w:unhideWhenUsed/>
@@ -1959,12 +2218,12 @@
       <w:color w:val="272727" w:themeColor="text1" w:themeTint="D8"/>
     </w:rPr>
   </w:style>
-  <w:style w:type="character" w:default="1" w:styleId="Phngmcinhcuaoanvn">
+  <w:style w:type="character" w:default="1" w:styleId="DefaultParagraphFont">
     <w:name w:val="Default Paragraph Font"/>
     <w:uiPriority w:val="1"/>
     <w:unhideWhenUsed/>
   </w:style>
-  <w:style w:type="table" w:default="1" w:styleId="BangThngthng">
+  <w:style w:type="table" w:default="1" w:styleId="TableNormal">
     <w:name w:val="Normal Table"/>
     <w:uiPriority w:val="99"/>
     <w:semiHidden/>
@@ -1979,16 +2238,16 @@
       </w:tblCellMar>
     </w:tblPr>
   </w:style>
-  <w:style w:type="numbering" w:default="1" w:styleId="Khngco">
+  <w:style w:type="numbering" w:default="1" w:styleId="NoList">
     <w:name w:val="No List"/>
     <w:uiPriority w:val="99"/>
     <w:semiHidden/>
     <w:unhideWhenUsed/>
   </w:style>
-  <w:style w:type="character" w:customStyle="1" w:styleId="u1Char">
-    <w:name w:val="Đầu đề 1 Char"/>
-    <w:basedOn w:val="Phngmcinhcuaoanvn"/>
-    <w:link w:val="u1"/>
+  <w:style w:type="character" w:customStyle="1" w:styleId="Heading1Char">
+    <w:name w:val="Heading 1 Char"/>
+    <w:basedOn w:val="DefaultParagraphFont"/>
+    <w:link w:val="Heading1"/>
     <w:uiPriority w:val="9"/>
     <w:rsid w:val="0005227F"/>
     <w:rPr>
@@ -1998,10 +2257,10 @@
       <w:szCs w:val="40"/>
     </w:rPr>
   </w:style>
-  <w:style w:type="character" w:customStyle="1" w:styleId="u2Char">
-    <w:name w:val="Đầu đề 2 Char"/>
-    <w:basedOn w:val="Phngmcinhcuaoanvn"/>
-    <w:link w:val="u2"/>
+  <w:style w:type="character" w:customStyle="1" w:styleId="Heading2Char">
+    <w:name w:val="Heading 2 Char"/>
+    <w:basedOn w:val="DefaultParagraphFont"/>
+    <w:link w:val="Heading2"/>
     <w:uiPriority w:val="9"/>
     <w:semiHidden/>
     <w:rsid w:val="0005227F"/>
@@ -2012,10 +2271,10 @@
       <w:szCs w:val="32"/>
     </w:rPr>
   </w:style>
-  <w:style w:type="character" w:customStyle="1" w:styleId="u3Char">
-    <w:name w:val="Đầu đề 3 Char"/>
-    <w:basedOn w:val="Phngmcinhcuaoanvn"/>
-    <w:link w:val="u3"/>
+  <w:style w:type="character" w:customStyle="1" w:styleId="Heading3Char">
+    <w:name w:val="Heading 3 Char"/>
+    <w:basedOn w:val="DefaultParagraphFont"/>
+    <w:link w:val="Heading3"/>
     <w:uiPriority w:val="9"/>
     <w:semiHidden/>
     <w:rsid w:val="0005227F"/>
@@ -2026,10 +2285,10 @@
       <w:szCs w:val="28"/>
     </w:rPr>
   </w:style>
-  <w:style w:type="character" w:customStyle="1" w:styleId="u4Char">
-    <w:name w:val="Đầu đề 4 Char"/>
-    <w:basedOn w:val="Phngmcinhcuaoanvn"/>
-    <w:link w:val="u4"/>
+  <w:style w:type="character" w:customStyle="1" w:styleId="Heading4Char">
+    <w:name w:val="Heading 4 Char"/>
+    <w:basedOn w:val="DefaultParagraphFont"/>
+    <w:link w:val="Heading4"/>
     <w:uiPriority w:val="9"/>
     <w:semiHidden/>
     <w:rsid w:val="0005227F"/>
@@ -2040,10 +2299,10 @@
       <w:color w:val="2F5496" w:themeColor="accent1" w:themeShade="BF"/>
     </w:rPr>
   </w:style>
-  <w:style w:type="character" w:customStyle="1" w:styleId="u5Char">
-    <w:name w:val="Đầu đề 5 Char"/>
-    <w:basedOn w:val="Phngmcinhcuaoanvn"/>
-    <w:link w:val="u5"/>
+  <w:style w:type="character" w:customStyle="1" w:styleId="Heading5Char">
+    <w:name w:val="Heading 5 Char"/>
+    <w:basedOn w:val="DefaultParagraphFont"/>
+    <w:link w:val="Heading5"/>
     <w:uiPriority w:val="9"/>
     <w:semiHidden/>
     <w:rsid w:val="0005227F"/>
@@ -2052,10 +2311,10 @@
       <w:color w:val="2F5496" w:themeColor="accent1" w:themeShade="BF"/>
     </w:rPr>
   </w:style>
-  <w:style w:type="character" w:customStyle="1" w:styleId="u6Char">
-    <w:name w:val="Đầu đề 6 Char"/>
-    <w:basedOn w:val="Phngmcinhcuaoanvn"/>
-    <w:link w:val="u6"/>
+  <w:style w:type="character" w:customStyle="1" w:styleId="Heading6Char">
+    <w:name w:val="Heading 6 Char"/>
+    <w:basedOn w:val="DefaultParagraphFont"/>
+    <w:link w:val="Heading6"/>
     <w:uiPriority w:val="9"/>
     <w:semiHidden/>
     <w:rsid w:val="0005227F"/>
@@ -2066,10 +2325,10 @@
       <w:color w:val="595959" w:themeColor="text1" w:themeTint="A6"/>
     </w:rPr>
   </w:style>
-  <w:style w:type="character" w:customStyle="1" w:styleId="u7Char">
-    <w:name w:val="Đầu đề 7 Char"/>
-    <w:basedOn w:val="Phngmcinhcuaoanvn"/>
-    <w:link w:val="u7"/>
+  <w:style w:type="character" w:customStyle="1" w:styleId="Heading7Char">
+    <w:name w:val="Heading 7 Char"/>
+    <w:basedOn w:val="DefaultParagraphFont"/>
+    <w:link w:val="Heading7"/>
     <w:uiPriority w:val="9"/>
     <w:semiHidden/>
     <w:rsid w:val="0005227F"/>
@@ -2078,10 +2337,10 @@
       <w:color w:val="595959" w:themeColor="text1" w:themeTint="A6"/>
     </w:rPr>
   </w:style>
-  <w:style w:type="character" w:customStyle="1" w:styleId="u8Char">
-    <w:name w:val="Đầu đề 8 Char"/>
-    <w:basedOn w:val="Phngmcinhcuaoanvn"/>
-    <w:link w:val="u8"/>
+  <w:style w:type="character" w:customStyle="1" w:styleId="Heading8Char">
+    <w:name w:val="Heading 8 Char"/>
+    <w:basedOn w:val="DefaultParagraphFont"/>
+    <w:link w:val="Heading8"/>
     <w:uiPriority w:val="9"/>
     <w:semiHidden/>
     <w:rsid w:val="0005227F"/>
@@ -2092,10 +2351,10 @@
       <w:color w:val="272727" w:themeColor="text1" w:themeTint="D8"/>
     </w:rPr>
   </w:style>
-  <w:style w:type="character" w:customStyle="1" w:styleId="u9Char">
-    <w:name w:val="Đầu đề 9 Char"/>
-    <w:basedOn w:val="Phngmcinhcuaoanvn"/>
-    <w:link w:val="u9"/>
+  <w:style w:type="character" w:customStyle="1" w:styleId="Heading9Char">
+    <w:name w:val="Heading 9 Char"/>
+    <w:basedOn w:val="DefaultParagraphFont"/>
+    <w:link w:val="Heading9"/>
     <w:uiPriority w:val="9"/>
     <w:semiHidden/>
     <w:rsid w:val="0005227F"/>
@@ -2104,11 +2363,11 @@
       <w:color w:val="272727" w:themeColor="text1" w:themeTint="D8"/>
     </w:rPr>
   </w:style>
-  <w:style w:type="paragraph" w:styleId="Tiu">
+  <w:style w:type="paragraph" w:styleId="Title">
     <w:name w:val="Title"/>
-    <w:basedOn w:val="Binhthng"/>
-    <w:next w:val="Binhthng"/>
-    <w:link w:val="TiuChar"/>
+    <w:basedOn w:val="Normal"/>
+    <w:next w:val="Normal"/>
+    <w:link w:val="TitleChar"/>
     <w:uiPriority w:val="10"/>
     <w:qFormat/>
     <w:rsid w:val="0005227F"/>
@@ -2124,10 +2383,10 @@
       <w:szCs w:val="56"/>
     </w:rPr>
   </w:style>
-  <w:style w:type="character" w:customStyle="1" w:styleId="TiuChar">
-    <w:name w:val="Tiêu đề Char"/>
-    <w:basedOn w:val="Phngmcinhcuaoanvn"/>
-    <w:link w:val="Tiu"/>
+  <w:style w:type="character" w:customStyle="1" w:styleId="TitleChar">
+    <w:name w:val="Title Char"/>
+    <w:basedOn w:val="DefaultParagraphFont"/>
+    <w:link w:val="Title"/>
     <w:uiPriority w:val="10"/>
     <w:rsid w:val="0005227F"/>
     <w:rPr>
@@ -2138,11 +2397,11 @@
       <w:szCs w:val="56"/>
     </w:rPr>
   </w:style>
-  <w:style w:type="paragraph" w:styleId="Tiuphu">
+  <w:style w:type="paragraph" w:styleId="Subtitle">
     <w:name w:val="Subtitle"/>
-    <w:basedOn w:val="Binhthng"/>
-    <w:next w:val="Binhthng"/>
-    <w:link w:val="TiuphuChar"/>
+    <w:basedOn w:val="Normal"/>
+    <w:next w:val="Normal"/>
+    <w:link w:val="SubtitleChar"/>
     <w:uiPriority w:val="11"/>
     <w:qFormat/>
     <w:rsid w:val="0005227F"/>
@@ -2159,10 +2418,10 @@
       <w:szCs w:val="28"/>
     </w:rPr>
   </w:style>
-  <w:style w:type="character" w:customStyle="1" w:styleId="TiuphuChar">
-    <w:name w:val="Tiêu đề phụ Char"/>
-    <w:basedOn w:val="Phngmcinhcuaoanvn"/>
-    <w:link w:val="Tiuphu"/>
+  <w:style w:type="character" w:customStyle="1" w:styleId="SubtitleChar">
+    <w:name w:val="Subtitle Char"/>
+    <w:basedOn w:val="DefaultParagraphFont"/>
+    <w:link w:val="Subtitle"/>
     <w:uiPriority w:val="11"/>
     <w:rsid w:val="0005227F"/>
     <w:rPr>
@@ -2173,11 +2432,11 @@
       <w:szCs w:val="28"/>
     </w:rPr>
   </w:style>
-  <w:style w:type="paragraph" w:styleId="Litrichdn">
+  <w:style w:type="paragraph" w:styleId="Quote">
     <w:name w:val="Quote"/>
-    <w:basedOn w:val="Binhthng"/>
-    <w:next w:val="Binhthng"/>
-    <w:link w:val="LitrichdnChar"/>
+    <w:basedOn w:val="Normal"/>
+    <w:next w:val="Normal"/>
+    <w:link w:val="QuoteChar"/>
     <w:uiPriority w:val="29"/>
     <w:qFormat/>
     <w:rsid w:val="0005227F"/>
@@ -2191,10 +2450,10 @@
       <w:color w:val="404040" w:themeColor="text1" w:themeTint="BF"/>
     </w:rPr>
   </w:style>
-  <w:style w:type="character" w:customStyle="1" w:styleId="LitrichdnChar">
-    <w:name w:val="Lời trích dẫn Char"/>
-    <w:basedOn w:val="Phngmcinhcuaoanvn"/>
-    <w:link w:val="Litrichdn"/>
+  <w:style w:type="character" w:customStyle="1" w:styleId="QuoteChar">
+    <w:name w:val="Quote Char"/>
+    <w:basedOn w:val="DefaultParagraphFont"/>
+    <w:link w:val="Quote"/>
     <w:uiPriority w:val="29"/>
     <w:rsid w:val="0005227F"/>
     <w:rPr>
@@ -2203,9 +2462,9 @@
       <w:color w:val="404040" w:themeColor="text1" w:themeTint="BF"/>
     </w:rPr>
   </w:style>
-  <w:style w:type="paragraph" w:styleId="oancuaDanhsach">
+  <w:style w:type="paragraph" w:styleId="ListParagraph">
     <w:name w:val="List Paragraph"/>
-    <w:basedOn w:val="Binhthng"/>
+    <w:basedOn w:val="Normal"/>
     <w:uiPriority w:val="34"/>
     <w:qFormat/>
     <w:rsid w:val="0005227F"/>
@@ -2214,9 +2473,9 @@
       <w:contextualSpacing/>
     </w:pPr>
   </w:style>
-  <w:style w:type="character" w:styleId="NhnmnhThm">
+  <w:style w:type="character" w:styleId="IntenseEmphasis">
     <w:name w:val="Intense Emphasis"/>
-    <w:basedOn w:val="Phngmcinhcuaoanvn"/>
+    <w:basedOn w:val="DefaultParagraphFont"/>
     <w:uiPriority w:val="21"/>
     <w:qFormat/>
     <w:rsid w:val="0005227F"/>
@@ -2226,11 +2485,11 @@
       <w:color w:val="2F5496" w:themeColor="accent1" w:themeShade="BF"/>
     </w:rPr>
   </w:style>
-  <w:style w:type="paragraph" w:styleId="Nhaykepm">
+  <w:style w:type="paragraph" w:styleId="IntenseQuote">
     <w:name w:val="Intense Quote"/>
-    <w:basedOn w:val="Binhthng"/>
-    <w:next w:val="Binhthng"/>
-    <w:link w:val="NhaykepmChar"/>
+    <w:basedOn w:val="Normal"/>
+    <w:next w:val="Normal"/>
+    <w:link w:val="IntenseQuoteChar"/>
     <w:uiPriority w:val="30"/>
     <w:qFormat/>
     <w:rsid w:val="0005227F"/>
@@ -2249,10 +2508,10 @@
       <w:color w:val="2F5496" w:themeColor="accent1" w:themeShade="BF"/>
     </w:rPr>
   </w:style>
-  <w:style w:type="character" w:customStyle="1" w:styleId="NhaykepmChar">
-    <w:name w:val="Nháy kép Đậm Char"/>
-    <w:basedOn w:val="Phngmcinhcuaoanvn"/>
-    <w:link w:val="Nhaykepm"/>
+  <w:style w:type="character" w:customStyle="1" w:styleId="IntenseQuoteChar">
+    <w:name w:val="Intense Quote Char"/>
+    <w:basedOn w:val="DefaultParagraphFont"/>
+    <w:link w:val="IntenseQuote"/>
     <w:uiPriority w:val="30"/>
     <w:rsid w:val="0005227F"/>
     <w:rPr>
@@ -2261,9 +2520,9 @@
       <w:color w:val="2F5496" w:themeColor="accent1" w:themeShade="BF"/>
     </w:rPr>
   </w:style>
-  <w:style w:type="character" w:styleId="ThamchiuNhnmnh">
+  <w:style w:type="character" w:styleId="IntenseReference">
     <w:name w:val="Intense Reference"/>
-    <w:basedOn w:val="Phngmcinhcuaoanvn"/>
+    <w:basedOn w:val="DefaultParagraphFont"/>
     <w:uiPriority w:val="32"/>
     <w:qFormat/>
     <w:rsid w:val="0005227F"/>
@@ -2275,9 +2534,9 @@
       <w:spacing w:val="5"/>
     </w:rPr>
   </w:style>
-  <w:style w:type="character" w:styleId="Siuktni">
+  <w:style w:type="character" w:styleId="Hyperlink">
     <w:name w:val="Hyperlink"/>
-    <w:basedOn w:val="Phngmcinhcuaoanvn"/>
+    <w:basedOn w:val="DefaultParagraphFont"/>
     <w:uiPriority w:val="99"/>
     <w:unhideWhenUsed/>
     <w:rsid w:val="0005227F"/>
@@ -2286,9 +2545,9 @@
       <w:u w:val="single"/>
     </w:rPr>
   </w:style>
-  <w:style w:type="character" w:styleId="cpChagiiquyt">
+  <w:style w:type="character" w:styleId="UnresolvedMention">
     <w:name w:val="Unresolved Mention"/>
-    <w:basedOn w:val="Phngmcinhcuaoanvn"/>
+    <w:basedOn w:val="DefaultParagraphFont"/>
     <w:uiPriority w:val="99"/>
     <w:semiHidden/>
     <w:unhideWhenUsed/>
@@ -2298,10 +2557,10 @@
       <w:shd w:val="clear" w:color="auto" w:fill="E1DFDD"/>
     </w:rPr>
   </w:style>
-  <w:style w:type="paragraph" w:styleId="HTMLinhdangtrc">
+  <w:style w:type="paragraph" w:styleId="HTMLPreformatted">
     <w:name w:val="HTML Preformatted"/>
-    <w:basedOn w:val="Binhthng"/>
-    <w:link w:val="HTMLinhdangtrcChar"/>
+    <w:basedOn w:val="Normal"/>
+    <w:link w:val="HTMLPreformattedChar"/>
     <w:uiPriority w:val="99"/>
     <w:semiHidden/>
     <w:unhideWhenUsed/>
@@ -2315,10 +2574,10 @@
       <w:szCs w:val="20"/>
     </w:rPr>
   </w:style>
-  <w:style w:type="character" w:customStyle="1" w:styleId="HTMLinhdangtrcChar">
-    <w:name w:val="HTML Định dạng trước Char"/>
-    <w:basedOn w:val="Phngmcinhcuaoanvn"/>
-    <w:link w:val="HTMLinhdangtrc"/>
+  <w:style w:type="character" w:customStyle="1" w:styleId="HTMLPreformattedChar">
+    <w:name w:val="HTML Preformatted Char"/>
+    <w:basedOn w:val="DefaultParagraphFont"/>
+    <w:link w:val="HTMLPreformatted"/>
     <w:uiPriority w:val="99"/>
     <w:semiHidden/>
     <w:rsid w:val="00F00166"/>

--- a/vmware/Hướng dẫn cài đặt Free Radius tích hợp AD triển khai hệ thống xác thực 2 lớp cho dịch vụ Vmware UAG.docx
+++ b/vmware/Hướng dẫn cài đặt Free Radius tích hợp AD triển khai hệ thống xác thực 2 lớp cho dịch vụ Vmware UAG.docx
@@ -20,7 +20,7 @@
       <w:hyperlink r:id="rId5" w:history="1">
         <w:r>
           <w:rPr>
-            <w:rStyle w:val="Hyperlink"/>
+            <w:rStyle w:val="Siuktni"/>
           </w:rPr>
           <w:t>https://rockylinux.org/download</w:t>
         </w:r>
@@ -450,7 +450,7 @@
     </w:p>
     <w:p>
       <w:pPr>
-        <w:pStyle w:val="ListParagraph"/>
+        <w:pStyle w:val="oancuaDanhsach"/>
         <w:numPr>
           <w:ilvl w:val="0"/>
           <w:numId w:val="4"/>
@@ -473,7 +473,7 @@
     </w:p>
     <w:p>
       <w:pPr>
-        <w:pStyle w:val="ListParagraph"/>
+        <w:pStyle w:val="oancuaDanhsach"/>
         <w:numPr>
           <w:ilvl w:val="0"/>
           <w:numId w:val="4"/>
@@ -507,7 +507,7 @@
     <w:p/>
     <w:p>
       <w:pPr>
-        <w:pStyle w:val="ListParagraph"/>
+        <w:pStyle w:val="oancuaDanhsach"/>
         <w:numPr>
           <w:ilvl w:val="0"/>
           <w:numId w:val="4"/>
@@ -529,7 +529,7 @@
     </w:p>
     <w:p>
       <w:pPr>
-        <w:pStyle w:val="ListParagraph"/>
+        <w:pStyle w:val="oancuaDanhsach"/>
         <w:numPr>
           <w:ilvl w:val="0"/>
           <w:numId w:val="4"/>
@@ -892,7 +892,16 @@
         <w:t>default_domain_suffix = demo.local</w:t>
       </w:r>
     </w:p>
-    <w:p/>
+    <w:p>
+      <w:r>
+        <w:t>access_provider = ad</w:t>
+      </w:r>
+    </w:p>
+    <w:p>
+      <w:r>
+        <w:t>ad_gpo_access_control = permissive</w:t>
+      </w:r>
+    </w:p>
     <w:p>
       <w:r>
         <w:t>Nếu cấu hình thành công, ta có thể pull administrator password</w:t>
@@ -905,65 +914,53 @@
       <w:hyperlink r:id="rId13" w:history="1">
         <w:r>
           <w:rPr>
-            <w:rStyle w:val="Hyperlink"/>
-          </w:rPr>
-          <w:t>administrator@</w:t>
-        </w:r>
-        <w:r>
-          <w:rPr>
-            <w:rStyle w:val="Hyperlink"/>
-          </w:rPr>
-          <w:t>demo</w:t>
-        </w:r>
-        <w:r>
-          <w:rPr>
-            <w:rStyle w:val="Hyperlink"/>
-          </w:rPr>
-          <w:t>.local</w:t>
-        </w:r>
-      </w:hyperlink>
-    </w:p>
-    <w:p/>
-    <w:p>
-      <w:r>
-        <w:t xml:space="preserve">Cấu hình </w:t>
-      </w:r>
-    </w:p>
-    <w:p>
-      <w:r>
-        <w:t xml:space="preserve">realm permit </w:t>
-      </w:r>
-      <w:r>
-        <w:t>–</w:t>
-      </w:r>
-      <w:r>
-        <w:t>al</w:t>
-      </w:r>
-      <w:r>
-        <w:t>l</w:t>
-      </w:r>
-    </w:p>
-    <w:p>
-      <w:r>
-        <w:t xml:space="preserve">realm permit -g </w:t>
-      </w:r>
-      <w:r>
-        <w:t>users</w:t>
-      </w:r>
-    </w:p>
-    <w:p>
-      <w:r>
-        <w:t xml:space="preserve">realm permit </w:t>
-      </w:r>
-      <w:hyperlink r:id="rId14" w:history="1">
-        <w:r>
-          <w:rPr>
-            <w:rStyle w:val="Hyperlink"/>
+            <w:rStyle w:val="Siuktni"/>
           </w:rPr>
           <w:t>administrator@demo.local</w:t>
         </w:r>
       </w:hyperlink>
     </w:p>
+    <w:p/>
+    <w:p>
+      <w:r>
+        <w:t xml:space="preserve">Cấu hình </w:t>
+      </w:r>
+    </w:p>
+    <w:p>
+      <w:r>
+        <w:t xml:space="preserve">realm permit </w:t>
+      </w:r>
+      <w:r>
+        <w:t>–</w:t>
+      </w:r>
+      <w:r>
+        <w:t>al</w:t>
+      </w:r>
+      <w:r>
+        <w:t>l</w:t>
+      </w:r>
+    </w:p>
+    <w:p>
+      <w:r>
+        <w:t xml:space="preserve">realm permit -g </w:t>
+      </w:r>
+      <w:r>
+        <w:t>users</w:t>
+      </w:r>
+    </w:p>
+    <w:p>
+      <w:r>
+        <w:t xml:space="preserve">realm permit </w:t>
+      </w:r>
+      <w:hyperlink r:id="rId14" w:history="1">
+        <w:r>
+          <w:rPr>
+            <w:rStyle w:val="Siuktni"/>
+          </w:rPr>
+          <w:t>administrator@demo.local</w:t>
+        </w:r>
+      </w:hyperlink>
+    </w:p>
     <w:p>
       <w:r>
         <w:t xml:space="preserve">realm permit </w:t>
@@ -971,7 +968,7 @@
       <w:hyperlink r:id="rId15" w:history="1">
         <w:r>
           <w:rPr>
-            <w:rStyle w:val="Hyperlink"/>
+            <w:rStyle w:val="Siuktni"/>
           </w:rPr>
           <w:t>demo-01@demo.local</w:t>
         </w:r>
@@ -985,12 +982,12 @@
     </w:p>
     <w:p>
       <w:r>
+        <w:lastRenderedPageBreak/>
         <w:t>dnf install -y epel-release</w:t>
       </w:r>
     </w:p>
     <w:p>
       <w:r>
-        <w:lastRenderedPageBreak/>
         <w:t>dnf update</w:t>
       </w:r>
     </w:p>
@@ -1006,6 +1003,9 @@
     </w:p>
     <w:p>
       <w:r>
+        <w:rPr>
+          <w:noProof/>
+        </w:rPr>
         <w:drawing>
           <wp:inline distT="0" distB="0" distL="0" distR="0" wp14:anchorId="216F210C" wp14:editId="41209B84">
             <wp:extent cx="5579745" cy="4935220"/>
@@ -1079,12 +1079,12 @@
     </w:p>
     <w:p>
       <w:r>
+        <w:lastRenderedPageBreak/>
         <w:t>session    include      password-auth</w:t>
       </w:r>
     </w:p>
     <w:p>
       <w:r>
-        <w:lastRenderedPageBreak/>
         <w:t>Test kết nối</w:t>
       </w:r>
     </w:p>
@@ -2015,15 +2015,15 @@
     <w:lsdException w:name="Unresolved Mention" w:semiHidden="1" w:unhideWhenUsed="1"/>
     <w:lsdException w:name="Smart Link" w:semiHidden="1" w:unhideWhenUsed="1"/>
   </w:latentStyles>
-  <w:style w:type="paragraph" w:default="1" w:styleId="Normal">
+  <w:style w:type="paragraph" w:default="1" w:styleId="Binhthng">
     <w:name w:val="Normal"/>
     <w:qFormat/>
   </w:style>
-  <w:style w:type="paragraph" w:styleId="Heading1">
+  <w:style w:type="paragraph" w:styleId="u1">
     <w:name w:val="heading 1"/>
-    <w:basedOn w:val="Normal"/>
-    <w:next w:val="Normal"/>
-    <w:link w:val="Heading1Char"/>
+    <w:basedOn w:val="Binhthng"/>
+    <w:next w:val="Binhthng"/>
+    <w:link w:val="u1Char"/>
     <w:uiPriority w:val="9"/>
     <w:qFormat/>
     <w:rsid w:val="0005227F"/>
@@ -2040,11 +2040,11 @@
       <w:szCs w:val="40"/>
     </w:rPr>
   </w:style>
-  <w:style w:type="paragraph" w:styleId="Heading2">
+  <w:style w:type="paragraph" w:styleId="u2">
     <w:name w:val="heading 2"/>
-    <w:basedOn w:val="Normal"/>
-    <w:next w:val="Normal"/>
-    <w:link w:val="Heading2Char"/>
+    <w:basedOn w:val="Binhthng"/>
+    <w:next w:val="Binhthng"/>
+    <w:link w:val="u2Char"/>
     <w:uiPriority w:val="9"/>
     <w:semiHidden/>
     <w:unhideWhenUsed/>
@@ -2063,11 +2063,11 @@
       <w:szCs w:val="32"/>
     </w:rPr>
   </w:style>
-  <w:style w:type="paragraph" w:styleId="Heading3">
+  <w:style w:type="paragraph" w:styleId="u3">
     <w:name w:val="heading 3"/>
-    <w:basedOn w:val="Normal"/>
-    <w:next w:val="Normal"/>
-    <w:link w:val="Heading3Char"/>
+    <w:basedOn w:val="Binhthng"/>
+    <w:next w:val="Binhthng"/>
+    <w:link w:val="u3Char"/>
     <w:uiPriority w:val="9"/>
     <w:semiHidden/>
     <w:unhideWhenUsed/>
@@ -2086,11 +2086,11 @@
       <w:szCs w:val="28"/>
     </w:rPr>
   </w:style>
-  <w:style w:type="paragraph" w:styleId="Heading4">
+  <w:style w:type="paragraph" w:styleId="u4">
     <w:name w:val="heading 4"/>
-    <w:basedOn w:val="Normal"/>
-    <w:next w:val="Normal"/>
-    <w:link w:val="Heading4Char"/>
+    <w:basedOn w:val="Binhthng"/>
+    <w:next w:val="Binhthng"/>
+    <w:link w:val="u4Char"/>
     <w:uiPriority w:val="9"/>
     <w:semiHidden/>
     <w:unhideWhenUsed/>
@@ -2109,11 +2109,11 @@
       <w:color w:val="2F5496" w:themeColor="accent1" w:themeShade="BF"/>
     </w:rPr>
   </w:style>
-  <w:style w:type="paragraph" w:styleId="Heading5">
+  <w:style w:type="paragraph" w:styleId="u5">
     <w:name w:val="heading 5"/>
-    <w:basedOn w:val="Normal"/>
-    <w:next w:val="Normal"/>
-    <w:link w:val="Heading5Char"/>
+    <w:basedOn w:val="Binhthng"/>
+    <w:next w:val="Binhthng"/>
+    <w:link w:val="u5Char"/>
     <w:uiPriority w:val="9"/>
     <w:semiHidden/>
     <w:unhideWhenUsed/>
@@ -2130,11 +2130,11 @@
       <w:color w:val="2F5496" w:themeColor="accent1" w:themeShade="BF"/>
     </w:rPr>
   </w:style>
-  <w:style w:type="paragraph" w:styleId="Heading6">
+  <w:style w:type="paragraph" w:styleId="u6">
     <w:name w:val="heading 6"/>
-    <w:basedOn w:val="Normal"/>
-    <w:next w:val="Normal"/>
-    <w:link w:val="Heading6Char"/>
+    <w:basedOn w:val="Binhthng"/>
+    <w:next w:val="Binhthng"/>
+    <w:link w:val="u6Char"/>
     <w:uiPriority w:val="9"/>
     <w:semiHidden/>
     <w:unhideWhenUsed/>
@@ -2153,11 +2153,11 @@
       <w:color w:val="595959" w:themeColor="text1" w:themeTint="A6"/>
     </w:rPr>
   </w:style>
-  <w:style w:type="paragraph" w:styleId="Heading7">
+  <w:style w:type="paragraph" w:styleId="u7">
     <w:name w:val="heading 7"/>
-    <w:basedOn w:val="Normal"/>
-    <w:next w:val="Normal"/>
-    <w:link w:val="Heading7Char"/>
+    <w:basedOn w:val="Binhthng"/>
+    <w:next w:val="Binhthng"/>
+    <w:link w:val="u7Char"/>
     <w:uiPriority w:val="9"/>
     <w:semiHidden/>
     <w:unhideWhenUsed/>
@@ -2174,11 +2174,11 @@
       <w:color w:val="595959" w:themeColor="text1" w:themeTint="A6"/>
     </w:rPr>
   </w:style>
-  <w:style w:type="paragraph" w:styleId="Heading8">
+  <w:style w:type="paragraph" w:styleId="u8">
     <w:name w:val="heading 8"/>
-    <w:basedOn w:val="Normal"/>
-    <w:next w:val="Normal"/>
-    <w:link w:val="Heading8Char"/>
+    <w:basedOn w:val="Binhthng"/>
+    <w:next w:val="Binhthng"/>
+    <w:link w:val="u8Char"/>
     <w:uiPriority w:val="9"/>
     <w:semiHidden/>
     <w:unhideWhenUsed/>
@@ -2197,11 +2197,11 @@
       <w:color w:val="272727" w:themeColor="text1" w:themeTint="D8"/>
     </w:rPr>
   </w:style>
-  <w:style w:type="paragraph" w:styleId="Heading9">
+  <w:style w:type="paragraph" w:styleId="u9">
     <w:name w:val="heading 9"/>
-    <w:basedOn w:val="Normal"/>
-    <w:next w:val="Normal"/>
-    <w:link w:val="Heading9Char"/>
+    <w:basedOn w:val="Binhthng"/>
+    <w:next w:val="Binhthng"/>
+    <w:link w:val="u9Char"/>
     <w:uiPriority w:val="9"/>
     <w:semiHidden/>
     <w:unhideWhenUsed/>
@@ -2218,12 +2218,12 @@
       <w:color w:val="272727" w:themeColor="text1" w:themeTint="D8"/>
     </w:rPr>
   </w:style>
-  <w:style w:type="character" w:default="1" w:styleId="DefaultParagraphFont">
+  <w:style w:type="character" w:default="1" w:styleId="Phngmcinhcuaoanvn">
     <w:name w:val="Default Paragraph Font"/>
     <w:uiPriority w:val="1"/>
     <w:unhideWhenUsed/>
   </w:style>
-  <w:style w:type="table" w:default="1" w:styleId="TableNormal">
+  <w:style w:type="table" w:default="1" w:styleId="BangThngthng">
     <w:name w:val="Normal Table"/>
     <w:uiPriority w:val="99"/>
     <w:semiHidden/>
@@ -2238,16 +2238,16 @@
       </w:tblCellMar>
     </w:tblPr>
   </w:style>
-  <w:style w:type="numbering" w:default="1" w:styleId="NoList">
+  <w:style w:type="numbering" w:default="1" w:styleId="Khngco">
     <w:name w:val="No List"/>
     <w:uiPriority w:val="99"/>
     <w:semiHidden/>
     <w:unhideWhenUsed/>
   </w:style>
-  <w:style w:type="character" w:customStyle="1" w:styleId="Heading1Char">
-    <w:name w:val="Heading 1 Char"/>
-    <w:basedOn w:val="DefaultParagraphFont"/>
-    <w:link w:val="Heading1"/>
+  <w:style w:type="character" w:customStyle="1" w:styleId="u1Char">
+    <w:name w:val="Đầu đề 1 Char"/>
+    <w:basedOn w:val="Phngmcinhcuaoanvn"/>
+    <w:link w:val="u1"/>
     <w:uiPriority w:val="9"/>
     <w:rsid w:val="0005227F"/>
     <w:rPr>
@@ -2257,10 +2257,10 @@
       <w:szCs w:val="40"/>
     </w:rPr>
   </w:style>
-  <w:style w:type="character" w:customStyle="1" w:styleId="Heading2Char">
-    <w:name w:val="Heading 2 Char"/>
-    <w:basedOn w:val="DefaultParagraphFont"/>
-    <w:link w:val="Heading2"/>
+  <w:style w:type="character" w:customStyle="1" w:styleId="u2Char">
+    <w:name w:val="Đầu đề 2 Char"/>
+    <w:basedOn w:val="Phngmcinhcuaoanvn"/>
+    <w:link w:val="u2"/>
     <w:uiPriority w:val="9"/>
     <w:semiHidden/>
     <w:rsid w:val="0005227F"/>
@@ -2271,10 +2271,10 @@
       <w:szCs w:val="32"/>
     </w:rPr>
   </w:style>
-  <w:style w:type="character" w:customStyle="1" w:styleId="Heading3Char">
-    <w:name w:val="Heading 3 Char"/>
-    <w:basedOn w:val="DefaultParagraphFont"/>
-    <w:link w:val="Heading3"/>
+  <w:style w:type="character" w:customStyle="1" w:styleId="u3Char">
+    <w:name w:val="Đầu đề 3 Char"/>
+    <w:basedOn w:val="Phngmcinhcuaoanvn"/>
+    <w:link w:val="u3"/>
     <w:uiPriority w:val="9"/>
     <w:semiHidden/>
     <w:rsid w:val="0005227F"/>
@@ -2285,10 +2285,10 @@
       <w:szCs w:val="28"/>
     </w:rPr>
   </w:style>
-  <w:style w:type="character" w:customStyle="1" w:styleId="Heading4Char">
-    <w:name w:val="Heading 4 Char"/>
-    <w:basedOn w:val="DefaultParagraphFont"/>
-    <w:link w:val="Heading4"/>
+  <w:style w:type="character" w:customStyle="1" w:styleId="u4Char">
+    <w:name w:val="Đầu đề 4 Char"/>
+    <w:basedOn w:val="Phngmcinhcuaoanvn"/>
+    <w:link w:val="u4"/>
     <w:uiPriority w:val="9"/>
     <w:semiHidden/>
     <w:rsid w:val="0005227F"/>
@@ -2299,10 +2299,10 @@
       <w:color w:val="2F5496" w:themeColor="accent1" w:themeShade="BF"/>
     </w:rPr>
   </w:style>
-  <w:style w:type="character" w:customStyle="1" w:styleId="Heading5Char">
-    <w:name w:val="Heading 5 Char"/>
-    <w:basedOn w:val="DefaultParagraphFont"/>
-    <w:link w:val="Heading5"/>
+  <w:style w:type="character" w:customStyle="1" w:styleId="u5Char">
+    <w:name w:val="Đầu đề 5 Char"/>
+    <w:basedOn w:val="Phngmcinhcuaoanvn"/>
+    <w:link w:val="u5"/>
     <w:uiPriority w:val="9"/>
     <w:semiHidden/>
     <w:rsid w:val="0005227F"/>
@@ -2311,10 +2311,10 @@
       <w:color w:val="2F5496" w:themeColor="accent1" w:themeShade="BF"/>
     </w:rPr>
   </w:style>
-  <w:style w:type="character" w:customStyle="1" w:styleId="Heading6Char">
-    <w:name w:val="Heading 6 Char"/>
-    <w:basedOn w:val="DefaultParagraphFont"/>
-    <w:link w:val="Heading6"/>
+  <w:style w:type="character" w:customStyle="1" w:styleId="u6Char">
+    <w:name w:val="Đầu đề 6 Char"/>
+    <w:basedOn w:val="Phngmcinhcuaoanvn"/>
+    <w:link w:val="u6"/>
     <w:uiPriority w:val="9"/>
     <w:semiHidden/>
     <w:rsid w:val="0005227F"/>
@@ -2325,10 +2325,10 @@
       <w:color w:val="595959" w:themeColor="text1" w:themeTint="A6"/>
     </w:rPr>
   </w:style>
-  <w:style w:type="character" w:customStyle="1" w:styleId="Heading7Char">
-    <w:name w:val="Heading 7 Char"/>
-    <w:basedOn w:val="DefaultParagraphFont"/>
-    <w:link w:val="Heading7"/>
+  <w:style w:type="character" w:customStyle="1" w:styleId="u7Char">
+    <w:name w:val="Đầu đề 7 Char"/>
+    <w:basedOn w:val="Phngmcinhcuaoanvn"/>
+    <w:link w:val="u7"/>
     <w:uiPriority w:val="9"/>
     <w:semiHidden/>
     <w:rsid w:val="0005227F"/>
@@ -2337,10 +2337,10 @@
       <w:color w:val="595959" w:themeColor="text1" w:themeTint="A6"/>
     </w:rPr>
   </w:style>
-  <w:style w:type="character" w:customStyle="1" w:styleId="Heading8Char">
-    <w:name w:val="Heading 8 Char"/>
-    <w:basedOn w:val="DefaultParagraphFont"/>
-    <w:link w:val="Heading8"/>
+  <w:style w:type="character" w:customStyle="1" w:styleId="u8Char">
+    <w:name w:val="Đầu đề 8 Char"/>
+    <w:basedOn w:val="Phngmcinhcuaoanvn"/>
+    <w:link w:val="u8"/>
     <w:uiPriority w:val="9"/>
     <w:semiHidden/>
     <w:rsid w:val="0005227F"/>
@@ -2351,10 +2351,10 @@
       <w:color w:val="272727" w:themeColor="text1" w:themeTint="D8"/>
     </w:rPr>
   </w:style>
-  <w:style w:type="character" w:customStyle="1" w:styleId="Heading9Char">
-    <w:name w:val="Heading 9 Char"/>
-    <w:basedOn w:val="DefaultParagraphFont"/>
-    <w:link w:val="Heading9"/>
+  <w:style w:type="character" w:customStyle="1" w:styleId="u9Char">
+    <w:name w:val="Đầu đề 9 Char"/>
+    <w:basedOn w:val="Phngmcinhcuaoanvn"/>
+    <w:link w:val="u9"/>
     <w:uiPriority w:val="9"/>
     <w:semiHidden/>
     <w:rsid w:val="0005227F"/>
@@ -2363,11 +2363,11 @@
       <w:color w:val="272727" w:themeColor="text1" w:themeTint="D8"/>
     </w:rPr>
   </w:style>
-  <w:style w:type="paragraph" w:styleId="Title">
+  <w:style w:type="paragraph" w:styleId="Tiu">
     <w:name w:val="Title"/>
-    <w:basedOn w:val="Normal"/>
-    <w:next w:val="Normal"/>
-    <w:link w:val="TitleChar"/>
+    <w:basedOn w:val="Binhthng"/>
+    <w:next w:val="Binhthng"/>
+    <w:link w:val="TiuChar"/>
     <w:uiPriority w:val="10"/>
     <w:qFormat/>
     <w:rsid w:val="0005227F"/>
@@ -2383,10 +2383,10 @@
       <w:szCs w:val="56"/>
     </w:rPr>
   </w:style>
-  <w:style w:type="character" w:customStyle="1" w:styleId="TitleChar">
-    <w:name w:val="Title Char"/>
-    <w:basedOn w:val="DefaultParagraphFont"/>
-    <w:link w:val="Title"/>
+  <w:style w:type="character" w:customStyle="1" w:styleId="TiuChar">
+    <w:name w:val="Tiêu đề Char"/>
+    <w:basedOn w:val="Phngmcinhcuaoanvn"/>
+    <w:link w:val="Tiu"/>
     <w:uiPriority w:val="10"/>
     <w:rsid w:val="0005227F"/>
     <w:rPr>
@@ -2397,11 +2397,11 @@
       <w:szCs w:val="56"/>
     </w:rPr>
   </w:style>
-  <w:style w:type="paragraph" w:styleId="Subtitle">
+  <w:style w:type="paragraph" w:styleId="Tiuphu">
     <w:name w:val="Subtitle"/>
-    <w:basedOn w:val="Normal"/>
-    <w:next w:val="Normal"/>
-    <w:link w:val="SubtitleChar"/>
+    <w:basedOn w:val="Binhthng"/>
+    <w:next w:val="Binhthng"/>
+    <w:link w:val="TiuphuChar"/>
     <w:uiPriority w:val="11"/>
     <w:qFormat/>
     <w:rsid w:val="0005227F"/>
@@ -2418,10 +2418,10 @@
       <w:szCs w:val="28"/>
     </w:rPr>
   </w:style>
-  <w:style w:type="character" w:customStyle="1" w:styleId="SubtitleChar">
-    <w:name w:val="Subtitle Char"/>
-    <w:basedOn w:val="DefaultParagraphFont"/>
-    <w:link w:val="Subtitle"/>
+  <w:style w:type="character" w:customStyle="1" w:styleId="TiuphuChar">
+    <w:name w:val="Tiêu đề phụ Char"/>
+    <w:basedOn w:val="Phngmcinhcuaoanvn"/>
+    <w:link w:val="Tiuphu"/>
     <w:uiPriority w:val="11"/>
     <w:rsid w:val="0005227F"/>
     <w:rPr>
@@ -2432,11 +2432,11 @@
       <w:szCs w:val="28"/>
     </w:rPr>
   </w:style>
-  <w:style w:type="paragraph" w:styleId="Quote">
+  <w:style w:type="paragraph" w:styleId="Litrichdn">
     <w:name w:val="Quote"/>
-    <w:basedOn w:val="Normal"/>
-    <w:next w:val="Normal"/>
-    <w:link w:val="QuoteChar"/>
+    <w:basedOn w:val="Binhthng"/>
+    <w:next w:val="Binhthng"/>
+    <w:link w:val="LitrichdnChar"/>
     <w:uiPriority w:val="29"/>
     <w:qFormat/>
     <w:rsid w:val="0005227F"/>
@@ -2450,10 +2450,10 @@
       <w:color w:val="404040" w:themeColor="text1" w:themeTint="BF"/>
     </w:rPr>
   </w:style>
-  <w:style w:type="character" w:customStyle="1" w:styleId="QuoteChar">
-    <w:name w:val="Quote Char"/>
-    <w:basedOn w:val="DefaultParagraphFont"/>
-    <w:link w:val="Quote"/>
+  <w:style w:type="character" w:customStyle="1" w:styleId="LitrichdnChar">
+    <w:name w:val="Lời trích dẫn Char"/>
+    <w:basedOn w:val="Phngmcinhcuaoanvn"/>
+    <w:link w:val="Litrichdn"/>
     <w:uiPriority w:val="29"/>
     <w:rsid w:val="0005227F"/>
     <w:rPr>
@@ -2462,9 +2462,9 @@
       <w:color w:val="404040" w:themeColor="text1" w:themeTint="BF"/>
     </w:rPr>
   </w:style>
-  <w:style w:type="paragraph" w:styleId="ListParagraph">
+  <w:style w:type="paragraph" w:styleId="oancuaDanhsach">
     <w:name w:val="List Paragraph"/>
-    <w:basedOn w:val="Normal"/>
+    <w:basedOn w:val="Binhthng"/>
     <w:uiPriority w:val="34"/>
     <w:qFormat/>
     <w:rsid w:val="0005227F"/>
@@ -2473,9 +2473,9 @@
       <w:contextualSpacing/>
     </w:pPr>
   </w:style>
-  <w:style w:type="character" w:styleId="IntenseEmphasis">
+  <w:style w:type="character" w:styleId="NhnmnhThm">
     <w:name w:val="Intense Emphasis"/>
-    <w:basedOn w:val="DefaultParagraphFont"/>
+    <w:basedOn w:val="Phngmcinhcuaoanvn"/>
     <w:uiPriority w:val="21"/>
     <w:qFormat/>
     <w:rsid w:val="0005227F"/>
@@ -2485,11 +2485,11 @@
       <w:color w:val="2F5496" w:themeColor="accent1" w:themeShade="BF"/>
     </w:rPr>
   </w:style>
-  <w:style w:type="paragraph" w:styleId="IntenseQuote">
+  <w:style w:type="paragraph" w:styleId="Nhaykepm">
     <w:name w:val="Intense Quote"/>
-    <w:basedOn w:val="Normal"/>
-    <w:next w:val="Normal"/>
-    <w:link w:val="IntenseQuoteChar"/>
+    <w:basedOn w:val="Binhthng"/>
+    <w:next w:val="Binhthng"/>
+    <w:link w:val="NhaykepmChar"/>
     <w:uiPriority w:val="30"/>
     <w:qFormat/>
     <w:rsid w:val="0005227F"/>
@@ -2508,10 +2508,10 @@
       <w:color w:val="2F5496" w:themeColor="accent1" w:themeShade="BF"/>
     </w:rPr>
   </w:style>
-  <w:style w:type="character" w:customStyle="1" w:styleId="IntenseQuoteChar">
-    <w:name w:val="Intense Quote Char"/>
-    <w:basedOn w:val="DefaultParagraphFont"/>
-    <w:link w:val="IntenseQuote"/>
+  <w:style w:type="character" w:customStyle="1" w:styleId="NhaykepmChar">
+    <w:name w:val="Nháy kép Đậm Char"/>
+    <w:basedOn w:val="Phngmcinhcuaoanvn"/>
+    <w:link w:val="Nhaykepm"/>
     <w:uiPriority w:val="30"/>
     <w:rsid w:val="0005227F"/>
     <w:rPr>
@@ -2520,9 +2520,9 @@
       <w:color w:val="2F5496" w:themeColor="accent1" w:themeShade="BF"/>
     </w:rPr>
   </w:style>
-  <w:style w:type="character" w:styleId="IntenseReference">
+  <w:style w:type="character" w:styleId="ThamchiuNhnmnh">
     <w:name w:val="Intense Reference"/>
-    <w:basedOn w:val="DefaultParagraphFont"/>
+    <w:basedOn w:val="Phngmcinhcuaoanvn"/>
     <w:uiPriority w:val="32"/>
     <w:qFormat/>
     <w:rsid w:val="0005227F"/>
@@ -2534,9 +2534,9 @@
       <w:spacing w:val="5"/>
     </w:rPr>
   </w:style>
-  <w:style w:type="character" w:styleId="Hyperlink">
+  <w:style w:type="character" w:styleId="Siuktni">
     <w:name w:val="Hyperlink"/>
-    <w:basedOn w:val="DefaultParagraphFont"/>
+    <w:basedOn w:val="Phngmcinhcuaoanvn"/>
     <w:uiPriority w:val="99"/>
     <w:unhideWhenUsed/>
     <w:rsid w:val="0005227F"/>
@@ -2545,9 +2545,9 @@
       <w:u w:val="single"/>
     </w:rPr>
   </w:style>
-  <w:style w:type="character" w:styleId="UnresolvedMention">
+  <w:style w:type="character" w:styleId="cpChagiiquyt">
     <w:name w:val="Unresolved Mention"/>
-    <w:basedOn w:val="DefaultParagraphFont"/>
+    <w:basedOn w:val="Phngmcinhcuaoanvn"/>
     <w:uiPriority w:val="99"/>
     <w:semiHidden/>
     <w:unhideWhenUsed/>
@@ -2557,10 +2557,10 @@
       <w:shd w:val="clear" w:color="auto" w:fill="E1DFDD"/>
     </w:rPr>
   </w:style>
-  <w:style w:type="paragraph" w:styleId="HTMLPreformatted">
+  <w:style w:type="paragraph" w:styleId="HTMLinhdangtrc">
     <w:name w:val="HTML Preformatted"/>
-    <w:basedOn w:val="Normal"/>
-    <w:link w:val="HTMLPreformattedChar"/>
+    <w:basedOn w:val="Binhthng"/>
+    <w:link w:val="HTMLinhdangtrcChar"/>
     <w:uiPriority w:val="99"/>
     <w:semiHidden/>
     <w:unhideWhenUsed/>
@@ -2574,10 +2574,10 @@
       <w:szCs w:val="20"/>
     </w:rPr>
   </w:style>
-  <w:style w:type="character" w:customStyle="1" w:styleId="HTMLPreformattedChar">
-    <w:name w:val="HTML Preformatted Char"/>
-    <w:basedOn w:val="DefaultParagraphFont"/>
-    <w:link w:val="HTMLPreformatted"/>
+  <w:style w:type="character" w:customStyle="1" w:styleId="HTMLinhdangtrcChar">
+    <w:name w:val="HTML Định dạng trước Char"/>
+    <w:basedOn w:val="Phngmcinhcuaoanvn"/>
+    <w:link w:val="HTMLinhdangtrc"/>
     <w:uiPriority w:val="99"/>
     <w:semiHidden/>
     <w:rsid w:val="00F00166"/>

--- a/vmware/Hướng dẫn cài đặt Free Radius tích hợp AD triển khai hệ thống xác thực 2 lớp cho dịch vụ Vmware UAG.docx
+++ b/vmware/Hướng dẫn cài đặt Free Radius tích hợp AD triển khai hệ thống xác thực 2 lớp cho dịch vụ Vmware UAG.docx
@@ -3,43 +3,630 @@
 <w:document xmlns:wpc="http://schemas.microsoft.com/office/word/2010/wordprocessingCanvas" xmlns:cx="http://schemas.microsoft.com/office/drawing/2014/chartex" xmlns:cx1="http://schemas.microsoft.com/office/drawing/2015/9/8/chartex" xmlns:cx2="http://schemas.microsoft.com/office/drawing/2015/10/21/chartex" xmlns:cx3="http://schemas.microsoft.com/office/drawing/2016/5/9/chartex" xmlns:cx4="http://schemas.microsoft.com/office/drawing/2016/5/10/chartex" xmlns:cx5="http://schemas.microsoft.com/office/drawing/2016/5/11/chartex" xmlns:cx6="http://schemas.microsoft.com/office/drawing/2016/5/12/chartex" xmlns:cx7="http://schemas.microsoft.com/office/drawing/2016/5/13/chartex" xmlns:cx8="http://schemas.microsoft.com/office/drawing/2016/5/14/chartex" xmlns:mc="http://schemas.openxmlformats.org/markup-compatibility/2006" xmlns:aink="http://schemas.microsoft.com/office/drawing/2016/ink" xmlns:am3d="http://schemas.microsoft.com/office/drawing/2017/model3d" xmlns:o="urn:schemas-microsoft-com:office:office" xmlns:oel="http://schemas.microsoft.com/office/2019/extlst" xmlns:r="http://schemas.openxmlformats.org/officeDocument/2006/relationships" xmlns:m="http://schemas.openxmlformats.org/officeDocument/2006/math" xmlns:v="urn:schemas-microsoft-com:vml" xmlns:wp14="http://schemas.microsoft.com/office/word/2010/wordprocessingDrawing" xmlns:wp="http://schemas.openxmlformats.org/drawingml/2006/wordprocessingDrawing" xmlns:w10="urn:schemas-microsoft-com:office:word" xmlns:w="http://schemas.openxmlformats.org/wordprocessingml/2006/main" xmlns:w14="http://schemas.microsoft.com/office/word/2010/wordml" xmlns:w15="http://schemas.microsoft.com/office/word/2012/wordml" xmlns:w16cex="http://schemas.microsoft.com/office/word/2018/wordml/cex" xmlns:w16cid="http://schemas.microsoft.com/office/word/2016/wordml/cid" xmlns:w16="http://schemas.microsoft.com/office/word/2018/wordml" xmlns:w16du="http://schemas.microsoft.com/office/word/2023/wordml/word16du" xmlns:w16sdtdh="http://schemas.microsoft.com/office/word/2020/wordml/sdtdatahash" xmlns:w16sdtfl="http://schemas.microsoft.com/office/word/2024/wordml/sdtformatlock" xmlns:w16se="http://schemas.microsoft.com/office/word/2015/wordml/symex" xmlns:wpg="http://schemas.microsoft.com/office/word/2010/wordprocessingGroup" xmlns:wpi="http://schemas.microsoft.com/office/word/2010/wordprocessingInk" xmlns:wne="http://schemas.microsoft.com/office/word/2006/wordml" xmlns:wps="http://schemas.microsoft.com/office/word/2010/wordprocessingShape" mc:Ignorable="w14 w15 w16se w16cid w16 w16cex w16sdtdh w16sdtfl w16du wp14">
   <w:body>
     <w:p>
-      <w:r>
-        <w:t>Hướng dẫn cài đặt Free Radius tích hợp AD triển khai hệ thống xác thực 2 lớp cho dịch vụ Vmware UAG</w:t>
+      <w:proofErr w:type="spellStart"/>
+      <w:r>
+        <w:t>Hướng</w:t>
+      </w:r>
+      <w:proofErr w:type="spellEnd"/>
+      <w:r>
+        <w:t xml:space="preserve"> </w:t>
+      </w:r>
+      <w:proofErr w:type="spellStart"/>
+      <w:r>
+        <w:t>dẫn</w:t>
+      </w:r>
+      <w:proofErr w:type="spellEnd"/>
+      <w:r>
+        <w:t xml:space="preserve"> </w:t>
+      </w:r>
+      <w:proofErr w:type="spellStart"/>
+      <w:r>
+        <w:t>cài</w:t>
+      </w:r>
+      <w:proofErr w:type="spellEnd"/>
+      <w:r>
+        <w:t xml:space="preserve"> </w:t>
+      </w:r>
+      <w:proofErr w:type="spellStart"/>
+      <w:r>
+        <w:t>đặt</w:t>
+      </w:r>
+      <w:proofErr w:type="spellEnd"/>
+      <w:r>
+        <w:t xml:space="preserve"> Free Radius </w:t>
+      </w:r>
+      <w:proofErr w:type="spellStart"/>
+      <w:r>
+        <w:t>tích</w:t>
+      </w:r>
+      <w:proofErr w:type="spellEnd"/>
+      <w:r>
+        <w:t xml:space="preserve"> </w:t>
+      </w:r>
+      <w:proofErr w:type="spellStart"/>
+      <w:r>
+        <w:t>hợp</w:t>
+      </w:r>
+      <w:proofErr w:type="spellEnd"/>
+      <w:r>
+        <w:t xml:space="preserve"> AD </w:t>
+      </w:r>
+      <w:proofErr w:type="spellStart"/>
+      <w:r>
+        <w:t>triển</w:t>
+      </w:r>
+      <w:proofErr w:type="spellEnd"/>
+      <w:r>
+        <w:t xml:space="preserve"> </w:t>
+      </w:r>
+      <w:proofErr w:type="spellStart"/>
+      <w:r>
+        <w:t>khai</w:t>
+      </w:r>
+      <w:proofErr w:type="spellEnd"/>
+      <w:r>
+        <w:t xml:space="preserve"> </w:t>
+      </w:r>
+      <w:proofErr w:type="spellStart"/>
+      <w:r>
+        <w:t>hệ</w:t>
+      </w:r>
+      <w:proofErr w:type="spellEnd"/>
+      <w:r>
+        <w:t xml:space="preserve"> </w:t>
+      </w:r>
+      <w:proofErr w:type="spellStart"/>
+      <w:r>
+        <w:t>thống</w:t>
+      </w:r>
+      <w:proofErr w:type="spellEnd"/>
+      <w:r>
+        <w:t xml:space="preserve"> </w:t>
+      </w:r>
+      <w:proofErr w:type="spellStart"/>
+      <w:r>
+        <w:t>xác</w:t>
+      </w:r>
+      <w:proofErr w:type="spellEnd"/>
+      <w:r>
+        <w:t xml:space="preserve"> </w:t>
+      </w:r>
+      <w:proofErr w:type="spellStart"/>
+      <w:r>
+        <w:t>thực</w:t>
+      </w:r>
+      <w:proofErr w:type="spellEnd"/>
+      <w:r>
+        <w:t xml:space="preserve"> 2 </w:t>
+      </w:r>
+      <w:proofErr w:type="spellStart"/>
+      <w:r>
+        <w:t>lớp</w:t>
+      </w:r>
+      <w:proofErr w:type="spellEnd"/>
+      <w:r>
+        <w:t xml:space="preserve"> </w:t>
+      </w:r>
+      <w:proofErr w:type="spellStart"/>
+      <w:r>
+        <w:t>cho</w:t>
+      </w:r>
+      <w:proofErr w:type="spellEnd"/>
+      <w:r>
+        <w:t xml:space="preserve"> </w:t>
+      </w:r>
+      <w:proofErr w:type="spellStart"/>
+      <w:r>
+        <w:t>dịch</w:t>
+      </w:r>
+      <w:proofErr w:type="spellEnd"/>
+      <w:r>
+        <w:t xml:space="preserve"> </w:t>
+      </w:r>
+      <w:proofErr w:type="spellStart"/>
+      <w:r>
+        <w:t>vụ</w:t>
+      </w:r>
+      <w:proofErr w:type="spellEnd"/>
+      <w:r>
+        <w:t xml:space="preserve"> </w:t>
+      </w:r>
+      <w:proofErr w:type="spellStart"/>
+      <w:r>
+        <w:t>Vmware</w:t>
+      </w:r>
+      <w:proofErr w:type="spellEnd"/>
+      <w:r>
+        <w:t xml:space="preserve"> UAG</w:t>
       </w:r>
     </w:p>
     <w:p/>
     <w:p>
-      <w:r>
-        <w:t>Bước 1: Chuẩn bị bộ cài ISO</w:t>
-      </w:r>
-    </w:p>
-    <w:p>
-      <w:r>
-        <w:t xml:space="preserve">Truy cập link </w:t>
+      <w:proofErr w:type="spellStart"/>
+      <w:r>
+        <w:t>Bước</w:t>
+      </w:r>
+      <w:proofErr w:type="spellEnd"/>
+      <w:r>
+        <w:t xml:space="preserve"> 1: </w:t>
+      </w:r>
+      <w:proofErr w:type="spellStart"/>
+      <w:r>
+        <w:t>Chuẩn</w:t>
+      </w:r>
+      <w:proofErr w:type="spellEnd"/>
+      <w:r>
+        <w:t xml:space="preserve"> </w:t>
+      </w:r>
+      <w:proofErr w:type="spellStart"/>
+      <w:r>
+        <w:t>bị</w:t>
+      </w:r>
+      <w:proofErr w:type="spellEnd"/>
+      <w:r>
+        <w:t xml:space="preserve"> </w:t>
+      </w:r>
+      <w:proofErr w:type="spellStart"/>
+      <w:r>
+        <w:t>bộ</w:t>
+      </w:r>
+      <w:proofErr w:type="spellEnd"/>
+      <w:r>
+        <w:t xml:space="preserve"> </w:t>
+      </w:r>
+      <w:proofErr w:type="spellStart"/>
+      <w:r>
+        <w:t>cài</w:t>
+      </w:r>
+      <w:proofErr w:type="spellEnd"/>
+      <w:r>
+        <w:t xml:space="preserve"> ISO</w:t>
+      </w:r>
+    </w:p>
+    <w:p>
+      <w:proofErr w:type="spellStart"/>
+      <w:r>
+        <w:t>Truy</w:t>
+      </w:r>
+      <w:proofErr w:type="spellEnd"/>
+      <w:r>
+        <w:t xml:space="preserve"> </w:t>
+      </w:r>
+      <w:proofErr w:type="spellStart"/>
+      <w:r>
+        <w:t>cập</w:t>
+      </w:r>
+      <w:proofErr w:type="spellEnd"/>
+      <w:r>
+        <w:t xml:space="preserve"> link </w:t>
       </w:r>
       <w:hyperlink r:id="rId5" w:history="1">
         <w:r>
           <w:rPr>
-            <w:rStyle w:val="Siuktni"/>
+            <w:rStyle w:val="Hyperlink"/>
           </w:rPr>
           <w:t>https://rockylinux.org/download</w:t>
         </w:r>
       </w:hyperlink>
     </w:p>
     <w:p>
-      <w:r>
-        <w:t>Tải xuống bộ cài DVD iso. Các bộ cài khác yêu cầu khi cài cần có Internet, trong TH máy ảo mới tạo không có Internet thì việc cài đặt khá phức tạp.</w:t>
+      <w:proofErr w:type="spellStart"/>
+      <w:r>
+        <w:t>Tải</w:t>
+      </w:r>
+      <w:proofErr w:type="spellEnd"/>
+      <w:r>
+        <w:t xml:space="preserve"> </w:t>
+      </w:r>
+      <w:proofErr w:type="spellStart"/>
+      <w:r>
+        <w:t>xuống</w:t>
+      </w:r>
+      <w:proofErr w:type="spellEnd"/>
+      <w:r>
+        <w:t xml:space="preserve"> </w:t>
+      </w:r>
+      <w:proofErr w:type="spellStart"/>
+      <w:r>
+        <w:t>bộ</w:t>
+      </w:r>
+      <w:proofErr w:type="spellEnd"/>
+      <w:r>
+        <w:t xml:space="preserve"> </w:t>
+      </w:r>
+      <w:proofErr w:type="spellStart"/>
+      <w:r>
+        <w:t>cài</w:t>
+      </w:r>
+      <w:proofErr w:type="spellEnd"/>
+      <w:r>
+        <w:t xml:space="preserve"> DVD iso. Các </w:t>
+      </w:r>
+      <w:proofErr w:type="spellStart"/>
+      <w:r>
+        <w:t>bộ</w:t>
+      </w:r>
+      <w:proofErr w:type="spellEnd"/>
+      <w:r>
+        <w:t xml:space="preserve"> </w:t>
+      </w:r>
+      <w:proofErr w:type="spellStart"/>
+      <w:r>
+        <w:t>cài</w:t>
+      </w:r>
+      <w:proofErr w:type="spellEnd"/>
+      <w:r>
+        <w:t xml:space="preserve"> </w:t>
+      </w:r>
+      <w:proofErr w:type="spellStart"/>
+      <w:r>
+        <w:t>khác</w:t>
+      </w:r>
+      <w:proofErr w:type="spellEnd"/>
+      <w:r>
+        <w:t xml:space="preserve"> </w:t>
+      </w:r>
+      <w:proofErr w:type="spellStart"/>
+      <w:r>
+        <w:t>yêu</w:t>
+      </w:r>
+      <w:proofErr w:type="spellEnd"/>
+      <w:r>
+        <w:t xml:space="preserve"> </w:t>
+      </w:r>
+      <w:proofErr w:type="spellStart"/>
+      <w:r>
+        <w:t>cầu</w:t>
+      </w:r>
+      <w:proofErr w:type="spellEnd"/>
+      <w:r>
+        <w:t xml:space="preserve"> </w:t>
+      </w:r>
+      <w:proofErr w:type="spellStart"/>
+      <w:r>
+        <w:t>khi</w:t>
+      </w:r>
+      <w:proofErr w:type="spellEnd"/>
+      <w:r>
+        <w:t xml:space="preserve"> </w:t>
+      </w:r>
+      <w:proofErr w:type="spellStart"/>
+      <w:r>
+        <w:t>cài</w:t>
+      </w:r>
+      <w:proofErr w:type="spellEnd"/>
+      <w:r>
+        <w:t xml:space="preserve"> </w:t>
+      </w:r>
+      <w:proofErr w:type="spellStart"/>
+      <w:r>
+        <w:t>cần</w:t>
+      </w:r>
+      <w:proofErr w:type="spellEnd"/>
+      <w:r>
+        <w:t xml:space="preserve"> </w:t>
+      </w:r>
+      <w:proofErr w:type="spellStart"/>
+      <w:r>
+        <w:t>có</w:t>
+      </w:r>
+      <w:proofErr w:type="spellEnd"/>
+      <w:r>
+        <w:t xml:space="preserve"> Internet, </w:t>
+      </w:r>
+      <w:proofErr w:type="spellStart"/>
+      <w:r>
+        <w:t>trong</w:t>
+      </w:r>
+      <w:proofErr w:type="spellEnd"/>
+      <w:r>
+        <w:t xml:space="preserve"> TH </w:t>
+      </w:r>
+      <w:proofErr w:type="spellStart"/>
+      <w:r>
+        <w:t>máy</w:t>
+      </w:r>
+      <w:proofErr w:type="spellEnd"/>
+      <w:r>
+        <w:t xml:space="preserve"> </w:t>
+      </w:r>
+      <w:proofErr w:type="spellStart"/>
+      <w:r>
+        <w:t>ảo</w:t>
+      </w:r>
+      <w:proofErr w:type="spellEnd"/>
+      <w:r>
+        <w:t xml:space="preserve"> </w:t>
+      </w:r>
+      <w:proofErr w:type="spellStart"/>
+      <w:r>
+        <w:t>mới</w:t>
+      </w:r>
+      <w:proofErr w:type="spellEnd"/>
+      <w:r>
+        <w:t xml:space="preserve"> </w:t>
+      </w:r>
+      <w:proofErr w:type="spellStart"/>
+      <w:r>
+        <w:t>tạo</w:t>
+      </w:r>
+      <w:proofErr w:type="spellEnd"/>
+      <w:r>
+        <w:t xml:space="preserve"> </w:t>
+      </w:r>
+      <w:proofErr w:type="spellStart"/>
+      <w:r>
+        <w:t>không</w:t>
+      </w:r>
+      <w:proofErr w:type="spellEnd"/>
+      <w:r>
+        <w:t xml:space="preserve"> </w:t>
+      </w:r>
+      <w:proofErr w:type="spellStart"/>
+      <w:r>
+        <w:t>có</w:t>
+      </w:r>
+      <w:proofErr w:type="spellEnd"/>
+      <w:r>
+        <w:t xml:space="preserve"> Internet </w:t>
+      </w:r>
+      <w:proofErr w:type="spellStart"/>
+      <w:r>
+        <w:t>thì</w:t>
+      </w:r>
+      <w:proofErr w:type="spellEnd"/>
+      <w:r>
+        <w:t xml:space="preserve"> </w:t>
+      </w:r>
+      <w:proofErr w:type="spellStart"/>
+      <w:r>
+        <w:t>việc</w:t>
+      </w:r>
+      <w:proofErr w:type="spellEnd"/>
+      <w:r>
+        <w:t xml:space="preserve"> </w:t>
+      </w:r>
+      <w:proofErr w:type="spellStart"/>
+      <w:r>
+        <w:t>cài</w:t>
+      </w:r>
+      <w:proofErr w:type="spellEnd"/>
+      <w:r>
+        <w:t xml:space="preserve"> </w:t>
+      </w:r>
+      <w:proofErr w:type="spellStart"/>
+      <w:r>
+        <w:t>đặt</w:t>
+      </w:r>
+      <w:proofErr w:type="spellEnd"/>
+      <w:r>
+        <w:t xml:space="preserve"> </w:t>
+      </w:r>
+      <w:proofErr w:type="spellStart"/>
+      <w:r>
+        <w:t>khá</w:t>
+      </w:r>
+      <w:proofErr w:type="spellEnd"/>
+      <w:r>
+        <w:t xml:space="preserve"> </w:t>
+      </w:r>
+      <w:proofErr w:type="spellStart"/>
+      <w:r>
+        <w:t>phức</w:t>
+      </w:r>
+      <w:proofErr w:type="spellEnd"/>
+      <w:r>
+        <w:t xml:space="preserve"> </w:t>
+      </w:r>
+      <w:proofErr w:type="spellStart"/>
+      <w:r>
+        <w:t>tạp</w:t>
+      </w:r>
+      <w:proofErr w:type="spellEnd"/>
+      <w:r>
+        <w:t>.</w:t>
       </w:r>
     </w:p>
     <w:p/>
     <w:p>
-      <w:r>
-        <w:t>Bước 2: Tải bộ cài lên hệ thống lưu trữ của vSan</w:t>
-      </w:r>
-    </w:p>
-    <w:p>
-      <w:r>
-        <w:t>Truy cập vCenter, tích chọn vào Cluster cần đẩy bộ cài, như ảnh đây ta tích chọn VDI Cluster</w:t>
+      <w:proofErr w:type="spellStart"/>
+      <w:r>
+        <w:t>Bước</w:t>
+      </w:r>
+      <w:proofErr w:type="spellEnd"/>
+      <w:r>
+        <w:t xml:space="preserve"> 2: </w:t>
+      </w:r>
+      <w:proofErr w:type="spellStart"/>
+      <w:r>
+        <w:t>Tải</w:t>
+      </w:r>
+      <w:proofErr w:type="spellEnd"/>
+      <w:r>
+        <w:t xml:space="preserve"> </w:t>
+      </w:r>
+      <w:proofErr w:type="spellStart"/>
+      <w:r>
+        <w:t>bộ</w:t>
+      </w:r>
+      <w:proofErr w:type="spellEnd"/>
+      <w:r>
+        <w:t xml:space="preserve"> </w:t>
+      </w:r>
+      <w:proofErr w:type="spellStart"/>
+      <w:r>
+        <w:t>cài</w:t>
+      </w:r>
+      <w:proofErr w:type="spellEnd"/>
+      <w:r>
+        <w:t xml:space="preserve"> </w:t>
+      </w:r>
+      <w:proofErr w:type="spellStart"/>
+      <w:r>
+        <w:t>lên</w:t>
+      </w:r>
+      <w:proofErr w:type="spellEnd"/>
+      <w:r>
+        <w:t xml:space="preserve"> </w:t>
+      </w:r>
+      <w:proofErr w:type="spellStart"/>
+      <w:r>
+        <w:t>hệ</w:t>
+      </w:r>
+      <w:proofErr w:type="spellEnd"/>
+      <w:r>
+        <w:t xml:space="preserve"> </w:t>
+      </w:r>
+      <w:proofErr w:type="spellStart"/>
+      <w:r>
+        <w:t>thống</w:t>
+      </w:r>
+      <w:proofErr w:type="spellEnd"/>
+      <w:r>
+        <w:t xml:space="preserve"> </w:t>
+      </w:r>
+      <w:proofErr w:type="spellStart"/>
+      <w:r>
+        <w:t>lưu</w:t>
+      </w:r>
+      <w:proofErr w:type="spellEnd"/>
+      <w:r>
+        <w:t xml:space="preserve"> </w:t>
+      </w:r>
+      <w:proofErr w:type="spellStart"/>
+      <w:r>
+        <w:t>trữ</w:t>
+      </w:r>
+      <w:proofErr w:type="spellEnd"/>
+      <w:r>
+        <w:t xml:space="preserve"> </w:t>
+      </w:r>
+      <w:proofErr w:type="spellStart"/>
+      <w:r>
+        <w:t>của</w:t>
+      </w:r>
+      <w:proofErr w:type="spellEnd"/>
+      <w:r>
+        <w:t xml:space="preserve"> </w:t>
+      </w:r>
+      <w:proofErr w:type="spellStart"/>
+      <w:r>
+        <w:t>vSan</w:t>
+      </w:r>
+      <w:proofErr w:type="spellEnd"/>
+    </w:p>
+    <w:p>
+      <w:proofErr w:type="spellStart"/>
+      <w:r>
+        <w:t>Truy</w:t>
+      </w:r>
+      <w:proofErr w:type="spellEnd"/>
+      <w:r>
+        <w:t xml:space="preserve"> </w:t>
+      </w:r>
+      <w:proofErr w:type="spellStart"/>
+      <w:r>
+        <w:t>cập</w:t>
+      </w:r>
+      <w:proofErr w:type="spellEnd"/>
+      <w:r>
+        <w:t xml:space="preserve"> vCenter, </w:t>
+      </w:r>
+      <w:proofErr w:type="spellStart"/>
+      <w:r>
+        <w:t>tích</w:t>
+      </w:r>
+      <w:proofErr w:type="spellEnd"/>
+      <w:r>
+        <w:t xml:space="preserve"> </w:t>
+      </w:r>
+      <w:proofErr w:type="spellStart"/>
+      <w:r>
+        <w:t>chọn</w:t>
+      </w:r>
+      <w:proofErr w:type="spellEnd"/>
+      <w:r>
+        <w:t xml:space="preserve"> </w:t>
+      </w:r>
+      <w:proofErr w:type="spellStart"/>
+      <w:r>
+        <w:t>vào</w:t>
+      </w:r>
+      <w:proofErr w:type="spellEnd"/>
+      <w:r>
+        <w:t xml:space="preserve"> Cluster </w:t>
+      </w:r>
+      <w:proofErr w:type="spellStart"/>
+      <w:r>
+        <w:t>cần</w:t>
+      </w:r>
+      <w:proofErr w:type="spellEnd"/>
+      <w:r>
+        <w:t xml:space="preserve"> </w:t>
+      </w:r>
+      <w:proofErr w:type="spellStart"/>
+      <w:r>
+        <w:t>đẩy</w:t>
+      </w:r>
+      <w:proofErr w:type="spellEnd"/>
+      <w:r>
+        <w:t xml:space="preserve"> </w:t>
+      </w:r>
+      <w:proofErr w:type="spellStart"/>
+      <w:r>
+        <w:t>bộ</w:t>
+      </w:r>
+      <w:proofErr w:type="spellEnd"/>
+      <w:r>
+        <w:t xml:space="preserve"> </w:t>
+      </w:r>
+      <w:proofErr w:type="spellStart"/>
+      <w:r>
+        <w:t>cài</w:t>
+      </w:r>
+      <w:proofErr w:type="spellEnd"/>
+      <w:r>
+        <w:t xml:space="preserve">, </w:t>
+      </w:r>
+      <w:proofErr w:type="spellStart"/>
+      <w:r>
+        <w:t>như</w:t>
+      </w:r>
+      <w:proofErr w:type="spellEnd"/>
+      <w:r>
+        <w:t xml:space="preserve"> </w:t>
+      </w:r>
+      <w:proofErr w:type="spellStart"/>
+      <w:r>
+        <w:t>ảnh</w:t>
+      </w:r>
+      <w:proofErr w:type="spellEnd"/>
+      <w:r>
+        <w:t xml:space="preserve"> </w:t>
+      </w:r>
+      <w:proofErr w:type="spellStart"/>
+      <w:r>
+        <w:t>đây</w:t>
+      </w:r>
+      <w:proofErr w:type="spellEnd"/>
+      <w:r>
+        <w:t xml:space="preserve"> ta </w:t>
+      </w:r>
+      <w:proofErr w:type="spellStart"/>
+      <w:r>
+        <w:t>tích</w:t>
+      </w:r>
+      <w:proofErr w:type="spellEnd"/>
+      <w:r>
+        <w:t xml:space="preserve"> </w:t>
+      </w:r>
+      <w:proofErr w:type="spellStart"/>
+      <w:r>
+        <w:t>chọn</w:t>
+      </w:r>
+      <w:proofErr w:type="spellEnd"/>
+      <w:r>
+        <w:t xml:space="preserve"> VDI Cluster</w:t>
       </w:r>
     </w:p>
     <w:p>
@@ -85,9 +672,86 @@
       </w:r>
     </w:p>
     <w:p>
+      <w:proofErr w:type="spellStart"/>
       <w:r>
         <w:lastRenderedPageBreak/>
-        <w:t>Tại giao diện quản trị, ta chọn mục Datastores, tìm Type vSan và Click</w:t>
+        <w:t>Tại</w:t>
+      </w:r>
+      <w:proofErr w:type="spellEnd"/>
+      <w:r>
+        <w:t xml:space="preserve"> </w:t>
+      </w:r>
+      <w:proofErr w:type="spellStart"/>
+      <w:r>
+        <w:t>giao</w:t>
+      </w:r>
+      <w:proofErr w:type="spellEnd"/>
+      <w:r>
+        <w:t xml:space="preserve"> </w:t>
+      </w:r>
+      <w:proofErr w:type="spellStart"/>
+      <w:r>
+        <w:t>diện</w:t>
+      </w:r>
+      <w:proofErr w:type="spellEnd"/>
+      <w:r>
+        <w:t xml:space="preserve"> </w:t>
+      </w:r>
+      <w:proofErr w:type="spellStart"/>
+      <w:r>
+        <w:t>quản</w:t>
+      </w:r>
+      <w:proofErr w:type="spellEnd"/>
+      <w:r>
+        <w:t xml:space="preserve"> </w:t>
+      </w:r>
+      <w:proofErr w:type="spellStart"/>
+      <w:r>
+        <w:t>trị</w:t>
+      </w:r>
+      <w:proofErr w:type="spellEnd"/>
+      <w:r>
+        <w:t xml:space="preserve">, ta </w:t>
+      </w:r>
+      <w:proofErr w:type="spellStart"/>
+      <w:r>
+        <w:t>chọn</w:t>
+      </w:r>
+      <w:proofErr w:type="spellEnd"/>
+      <w:r>
+        <w:t xml:space="preserve"> </w:t>
+      </w:r>
+      <w:proofErr w:type="spellStart"/>
+      <w:r>
+        <w:t>mục</w:t>
+      </w:r>
+      <w:proofErr w:type="spellEnd"/>
+      <w:r>
+        <w:t xml:space="preserve"> Datastores, </w:t>
+      </w:r>
+      <w:proofErr w:type="spellStart"/>
+      <w:r>
+        <w:t>tìm</w:t>
+      </w:r>
+      <w:proofErr w:type="spellEnd"/>
+      <w:r>
+        <w:t xml:space="preserve"> Type </w:t>
+      </w:r>
+      <w:proofErr w:type="spellStart"/>
+      <w:r>
+        <w:t>vSan</w:t>
+      </w:r>
+      <w:proofErr w:type="spellEnd"/>
+      <w:r>
+        <w:t xml:space="preserve"> </w:t>
+      </w:r>
+      <w:proofErr w:type="spellStart"/>
+      <w:r>
+        <w:t>và</w:t>
+      </w:r>
+      <w:proofErr w:type="spellEnd"/>
+      <w:r>
+        <w:t xml:space="preserve"> Click</w:t>
       </w:r>
     </w:p>
     <w:p>
@@ -134,8 +798,61 @@
     </w:p>
     <w:p/>
     <w:p>
-      <w:r>
-        <w:t>Lựa chọn thư mục hoặc nơi sẽ Upload</w:t>
+      <w:proofErr w:type="spellStart"/>
+      <w:r>
+        <w:t>Lựa</w:t>
+      </w:r>
+      <w:proofErr w:type="spellEnd"/>
+      <w:r>
+        <w:t xml:space="preserve"> </w:t>
+      </w:r>
+      <w:proofErr w:type="spellStart"/>
+      <w:r>
+        <w:t>chọn</w:t>
+      </w:r>
+      <w:proofErr w:type="spellEnd"/>
+      <w:r>
+        <w:t xml:space="preserve"> </w:t>
+      </w:r>
+      <w:proofErr w:type="spellStart"/>
+      <w:r>
+        <w:t>thư</w:t>
+      </w:r>
+      <w:proofErr w:type="spellEnd"/>
+      <w:r>
+        <w:t xml:space="preserve"> </w:t>
+      </w:r>
+      <w:proofErr w:type="spellStart"/>
+      <w:r>
+        <w:t>mục</w:t>
+      </w:r>
+      <w:proofErr w:type="spellEnd"/>
+      <w:r>
+        <w:t xml:space="preserve"> </w:t>
+      </w:r>
+      <w:proofErr w:type="spellStart"/>
+      <w:r>
+        <w:t>hoặc</w:t>
+      </w:r>
+      <w:proofErr w:type="spellEnd"/>
+      <w:r>
+        <w:t xml:space="preserve"> </w:t>
+      </w:r>
+      <w:proofErr w:type="spellStart"/>
+      <w:r>
+        <w:t>nơi</w:t>
+      </w:r>
+      <w:proofErr w:type="spellEnd"/>
+      <w:r>
+        <w:t xml:space="preserve"> </w:t>
+      </w:r>
+      <w:proofErr w:type="spellStart"/>
+      <w:r>
+        <w:t>sẽ</w:t>
+      </w:r>
+      <w:proofErr w:type="spellEnd"/>
+      <w:r>
+        <w:t xml:space="preserve"> Upload</w:t>
       </w:r>
     </w:p>
     <w:p>
@@ -182,14 +899,51 @@
     </w:p>
     <w:p/>
     <w:p>
-      <w:r>
-        <w:t>Tìm kiếm thư mục ‘</w:t>
+      <w:proofErr w:type="spellStart"/>
+      <w:r>
+        <w:t>Tìm</w:t>
+      </w:r>
+      <w:proofErr w:type="spellEnd"/>
+      <w:r>
+        <w:t xml:space="preserve"> </w:t>
+      </w:r>
+      <w:proofErr w:type="spellStart"/>
+      <w:r>
+        <w:t>kiếm</w:t>
+      </w:r>
+      <w:proofErr w:type="spellEnd"/>
+      <w:r>
+        <w:t xml:space="preserve"> </w:t>
+      </w:r>
+      <w:proofErr w:type="spellStart"/>
+      <w:r>
+        <w:t>thư</w:t>
+      </w:r>
+      <w:proofErr w:type="spellEnd"/>
+      <w:r>
+        <w:t xml:space="preserve"> </w:t>
+      </w:r>
+      <w:proofErr w:type="spellStart"/>
+      <w:r>
+        <w:t>mục</w:t>
+      </w:r>
+      <w:proofErr w:type="spellEnd"/>
+      <w:r>
+        <w:t xml:space="preserve"> ‘</w:t>
       </w:r>
       <w:r>
         <w:t>Filter by a folder name’</w:t>
       </w:r>
       <w:r>
-        <w:t xml:space="preserve"> và Upload</w:t>
+        <w:t xml:space="preserve"> </w:t>
+      </w:r>
+      <w:proofErr w:type="spellStart"/>
+      <w:r>
+        <w:t>và</w:t>
+      </w:r>
+      <w:proofErr w:type="spellEnd"/>
+      <w:r>
+        <w:t xml:space="preserve"> Upload</w:t>
       </w:r>
     </w:p>
     <w:p>
@@ -236,9 +990,38 @@
     </w:p>
     <w:p/>
     <w:p>
+      <w:proofErr w:type="spellStart"/>
       <w:r>
         <w:lastRenderedPageBreak/>
-        <w:t>Tích Upload Files và chọn file cần Upload</w:t>
+        <w:t>Tích</w:t>
+      </w:r>
+      <w:proofErr w:type="spellEnd"/>
+      <w:r>
+        <w:t xml:space="preserve"> Upload Files </w:t>
+      </w:r>
+      <w:proofErr w:type="spellStart"/>
+      <w:r>
+        <w:t>và</w:t>
+      </w:r>
+      <w:proofErr w:type="spellEnd"/>
+      <w:r>
+        <w:t xml:space="preserve"> </w:t>
+      </w:r>
+      <w:proofErr w:type="spellStart"/>
+      <w:r>
+        <w:t>chọn</w:t>
+      </w:r>
+      <w:proofErr w:type="spellEnd"/>
+      <w:r>
+        <w:t xml:space="preserve"> file </w:t>
+      </w:r>
+      <w:proofErr w:type="spellStart"/>
+      <w:r>
+        <w:t>cần</w:t>
+      </w:r>
+      <w:proofErr w:type="spellEnd"/>
+      <w:r>
+        <w:t xml:space="preserve"> Upload</w:t>
       </w:r>
     </w:p>
     <w:p>
@@ -285,18 +1068,81 @@
     </w:p>
     <w:p/>
     <w:p>
-      <w:r>
-        <w:t>Bước 3: Cài đặt Rocky</w:t>
-      </w:r>
-    </w:p>
-    <w:p>
-      <w:r>
-        <w:t>Bước 4: Cấu hình network</w:t>
-      </w:r>
-    </w:p>
-    <w:p>
-      <w:r>
-        <w:t>Truy cập /etc/selinux/config</w:t>
+      <w:proofErr w:type="spellStart"/>
+      <w:r>
+        <w:t>Bước</w:t>
+      </w:r>
+      <w:proofErr w:type="spellEnd"/>
+      <w:r>
+        <w:t xml:space="preserve"> 3: Cài </w:t>
+      </w:r>
+      <w:proofErr w:type="spellStart"/>
+      <w:r>
+        <w:t>đặt</w:t>
+      </w:r>
+      <w:proofErr w:type="spellEnd"/>
+      <w:r>
+        <w:t xml:space="preserve"> Rocky</w:t>
+      </w:r>
+    </w:p>
+    <w:p>
+      <w:proofErr w:type="spellStart"/>
+      <w:r>
+        <w:t>Bước</w:t>
+      </w:r>
+      <w:proofErr w:type="spellEnd"/>
+      <w:r>
+        <w:t xml:space="preserve"> 4: </w:t>
+      </w:r>
+      <w:proofErr w:type="spellStart"/>
+      <w:r>
+        <w:t>Cấu</w:t>
+      </w:r>
+      <w:proofErr w:type="spellEnd"/>
+      <w:r>
+        <w:t xml:space="preserve"> </w:t>
+      </w:r>
+      <w:proofErr w:type="spellStart"/>
+      <w:r>
+        <w:t>hình</w:t>
+      </w:r>
+      <w:proofErr w:type="spellEnd"/>
+      <w:r>
+        <w:t xml:space="preserve"> network</w:t>
+      </w:r>
+    </w:p>
+    <w:p>
+      <w:proofErr w:type="spellStart"/>
+      <w:r>
+        <w:t>Truy</w:t>
+      </w:r>
+      <w:proofErr w:type="spellEnd"/>
+      <w:r>
+        <w:t xml:space="preserve"> </w:t>
+      </w:r>
+      <w:proofErr w:type="spellStart"/>
+      <w:r>
+        <w:t>cập</w:t>
+      </w:r>
+      <w:proofErr w:type="spellEnd"/>
+      <w:r>
+        <w:t xml:space="preserve"> /</w:t>
+      </w:r>
+      <w:proofErr w:type="spellStart"/>
+      <w:r>
+        <w:t>etc</w:t>
+      </w:r>
+      <w:proofErr w:type="spellEnd"/>
+      <w:r>
+        <w:t>/</w:t>
+      </w:r>
+      <w:proofErr w:type="spellStart"/>
+      <w:r>
+        <w:t>selinux</w:t>
+      </w:r>
+      <w:proofErr w:type="spellEnd"/>
+      <w:r>
+        <w:t>/config</w:t>
       </w:r>
     </w:p>
     <w:p>
@@ -305,8 +1151,13 @@
       </w:r>
     </w:p>
     <w:p>
-      <w:r>
-        <w:t>nmcli con mod ens1</w:t>
+      <w:proofErr w:type="spellStart"/>
+      <w:r>
+        <w:t>nmcli</w:t>
+      </w:r>
+      <w:proofErr w:type="spellEnd"/>
+      <w:r>
+        <w:t xml:space="preserve"> con mod ens1</w:t>
       </w:r>
       <w:r>
         <w:t>92</w:t>
@@ -334,8 +1185,13 @@
       </w:r>
     </w:p>
     <w:p>
-      <w:r>
-        <w:t>nmcli con mod ens1</w:t>
+      <w:proofErr w:type="spellStart"/>
+      <w:r>
+        <w:t>nmcli</w:t>
+      </w:r>
+      <w:proofErr w:type="spellEnd"/>
+      <w:r>
+        <w:t xml:space="preserve"> con mod ens1</w:t>
       </w:r>
       <w:r>
         <w:t>92</w:t>
@@ -363,8 +1219,13 @@
       </w:r>
     </w:p>
     <w:p>
-      <w:r>
-        <w:t>nmcli con mod ens1</w:t>
+      <w:proofErr w:type="spellStart"/>
+      <w:r>
+        <w:t>nmcli</w:t>
+      </w:r>
+      <w:proofErr w:type="spellEnd"/>
+      <w:r>
+        <w:t xml:space="preserve"> con mod ens1</w:t>
       </w:r>
       <w:r>
         <w:t>92</w:t>
@@ -380,8 +1241,13 @@
       </w:r>
     </w:p>
     <w:p>
-      <w:r>
-        <w:t>nmcli connection modify en</w:t>
+      <w:proofErr w:type="spellStart"/>
+      <w:r>
+        <w:t>nmcli</w:t>
+      </w:r>
+      <w:proofErr w:type="spellEnd"/>
+      <w:r>
+        <w:t xml:space="preserve"> connection modify en</w:t>
       </w:r>
       <w:r>
         <w:t>s192</w:t>
@@ -394,8 +1260,13 @@
       </w:r>
     </w:p>
     <w:p>
-      <w:r>
-        <w:t>nmcli con mod ens1</w:t>
+      <w:proofErr w:type="spellStart"/>
+      <w:r>
+        <w:t>nmcli</w:t>
+      </w:r>
+      <w:proofErr w:type="spellEnd"/>
+      <w:r>
+        <w:t xml:space="preserve"> con mod ens1</w:t>
       </w:r>
       <w:r>
         <w:t xml:space="preserve">92 </w:t>
@@ -405,152 +1276,424 @@
       </w:r>
     </w:p>
     <w:p>
-      <w:r>
-        <w:t>nmcli con up ens1</w:t>
+      <w:proofErr w:type="spellStart"/>
+      <w:r>
+        <w:t>nmcli</w:t>
+      </w:r>
+      <w:proofErr w:type="spellEnd"/>
+      <w:r>
+        <w:t xml:space="preserve"> con up ens1</w:t>
       </w:r>
       <w:r>
         <w:t>92</w:t>
       </w:r>
     </w:p>
     <w:p>
-      <w:r>
-        <w:t>nmcli connection show</w:t>
+      <w:proofErr w:type="spellStart"/>
+      <w:r>
+        <w:t>nmcli</w:t>
+      </w:r>
+      <w:proofErr w:type="spellEnd"/>
+      <w:r>
+        <w:t xml:space="preserve"> connection show</w:t>
       </w:r>
     </w:p>
     <w:p/>
     <w:p>
       <w:r>
-        <w:t>Sau đó p</w:t>
-      </w:r>
-      <w:r>
-        <w:t>ing thử đến google.com</w:t>
-      </w:r>
-    </w:p>
-    <w:p>
-      <w:r>
-        <w:t>Update thư viện</w:t>
-      </w:r>
-    </w:p>
-    <w:p>
-      <w:r>
-        <w:t>Chạy lệnh : dnf update</w:t>
+        <w:t xml:space="preserve">Sau </w:t>
+      </w:r>
+      <w:proofErr w:type="spellStart"/>
+      <w:r>
+        <w:t>đó</w:t>
+      </w:r>
+      <w:proofErr w:type="spellEnd"/>
+      <w:r>
+        <w:t xml:space="preserve"> p</w:t>
+      </w:r>
+      <w:r>
+        <w:t xml:space="preserve">ing </w:t>
+      </w:r>
+      <w:proofErr w:type="spellStart"/>
+      <w:r>
+        <w:t>thử</w:t>
+      </w:r>
+      <w:proofErr w:type="spellEnd"/>
+      <w:r>
+        <w:t xml:space="preserve"> </w:t>
+      </w:r>
+      <w:proofErr w:type="spellStart"/>
+      <w:r>
+        <w:t>đến</w:t>
+      </w:r>
+      <w:proofErr w:type="spellEnd"/>
+      <w:r>
+        <w:t xml:space="preserve"> google.com</w:t>
+      </w:r>
+    </w:p>
+    <w:p>
+      <w:r>
+        <w:t xml:space="preserve">Update </w:t>
+      </w:r>
+      <w:proofErr w:type="spellStart"/>
+      <w:r>
+        <w:t>thư</w:t>
+      </w:r>
+      <w:proofErr w:type="spellEnd"/>
+      <w:r>
+        <w:t xml:space="preserve"> </w:t>
+      </w:r>
+      <w:proofErr w:type="spellStart"/>
+      <w:r>
+        <w:t>viện</w:t>
+      </w:r>
+      <w:proofErr w:type="spellEnd"/>
+    </w:p>
+    <w:p>
+      <w:proofErr w:type="spellStart"/>
+      <w:r>
+        <w:t>Chạy</w:t>
+      </w:r>
+      <w:proofErr w:type="spellEnd"/>
+      <w:r>
+        <w:t xml:space="preserve"> </w:t>
+      </w:r>
+      <w:proofErr w:type="spellStart"/>
+      <w:proofErr w:type="gramStart"/>
+      <w:r>
+        <w:t>lệnh</w:t>
+      </w:r>
+      <w:proofErr w:type="spellEnd"/>
+      <w:r>
+        <w:t xml:space="preserve"> :</w:t>
+      </w:r>
+      <w:proofErr w:type="gramEnd"/>
+      <w:r>
+        <w:t xml:space="preserve"> </w:t>
+      </w:r>
+      <w:proofErr w:type="spellStart"/>
+      <w:r>
+        <w:t>dnf</w:t>
+      </w:r>
+      <w:proofErr w:type="spellEnd"/>
+      <w:r>
+        <w:t xml:space="preserve"> update</w:t>
       </w:r>
     </w:p>
     <w:p/>
     <w:p>
-      <w:r>
-        <w:t>Bước 5 : Cài đặt</w:t>
-      </w:r>
-      <w:r>
-        <w:t xml:space="preserve"> và cấu hình</w:t>
-      </w:r>
+      <w:proofErr w:type="spellStart"/>
+      <w:r>
+        <w:t>Bước</w:t>
+      </w:r>
+      <w:proofErr w:type="spellEnd"/>
+      <w:r>
+        <w:t xml:space="preserve"> </w:t>
+      </w:r>
+      <w:proofErr w:type="gramStart"/>
+      <w:r>
+        <w:t>5 :</w:t>
+      </w:r>
+      <w:proofErr w:type="gramEnd"/>
+      <w:r>
+        <w:t xml:space="preserve"> Cài </w:t>
+      </w:r>
+      <w:proofErr w:type="spellStart"/>
+      <w:r>
+        <w:t>đặt</w:t>
+      </w:r>
+      <w:proofErr w:type="spellEnd"/>
+      <w:r>
+        <w:t xml:space="preserve"> </w:t>
+      </w:r>
+      <w:proofErr w:type="spellStart"/>
+      <w:r>
+        <w:t>và</w:t>
+      </w:r>
+      <w:proofErr w:type="spellEnd"/>
+      <w:r>
+        <w:t xml:space="preserve"> </w:t>
+      </w:r>
+      <w:proofErr w:type="spellStart"/>
+      <w:r>
+        <w:t>cấu</w:t>
+      </w:r>
+      <w:proofErr w:type="spellEnd"/>
+      <w:r>
+        <w:t xml:space="preserve"> </w:t>
+      </w:r>
+      <w:proofErr w:type="spellStart"/>
+      <w:r>
+        <w:t>hình</w:t>
+      </w:r>
+      <w:proofErr w:type="spellEnd"/>
       <w:r>
         <w:t xml:space="preserve"> Free Radius</w:t>
       </w:r>
     </w:p>
     <w:p>
       <w:pPr>
-        <w:pStyle w:val="oancuaDanhsach"/>
+        <w:pStyle w:val="ListParagraph"/>
         <w:numPr>
           <w:ilvl w:val="0"/>
           <w:numId w:val="4"/>
         </w:numPr>
       </w:pPr>
       <w:r>
-        <w:t>Cài đặt</w:t>
-      </w:r>
-    </w:p>
-    <w:p>
-      <w:r>
-        <w:t>dnf install -y freeradius</w:t>
-      </w:r>
-      <w:r>
-        <w:t xml:space="preserve"> </w:t>
-      </w:r>
-      <w:r>
-        <w:t>freeradius-utils</w:t>
-      </w:r>
-    </w:p>
-    <w:p>
-      <w:pPr>
-        <w:pStyle w:val="oancuaDanhsach"/>
+        <w:t xml:space="preserve">Cài </w:t>
+      </w:r>
+      <w:proofErr w:type="spellStart"/>
+      <w:r>
+        <w:t>đặt</w:t>
+      </w:r>
+      <w:proofErr w:type="spellEnd"/>
+    </w:p>
+    <w:p>
+      <w:proofErr w:type="spellStart"/>
+      <w:r>
+        <w:t>dnf</w:t>
+      </w:r>
+      <w:proofErr w:type="spellEnd"/>
+      <w:r>
+        <w:t xml:space="preserve"> install -y </w:t>
+      </w:r>
+      <w:proofErr w:type="spellStart"/>
+      <w:r>
+        <w:t>freeradius</w:t>
+      </w:r>
+      <w:proofErr w:type="spellEnd"/>
+      <w:r>
+        <w:t xml:space="preserve"> </w:t>
+      </w:r>
+      <w:proofErr w:type="spellStart"/>
+      <w:r>
+        <w:t>freeradius</w:t>
+      </w:r>
+      <w:proofErr w:type="spellEnd"/>
+      <w:r>
+        <w:t>-utils</w:t>
+      </w:r>
+    </w:p>
+    <w:p>
+      <w:pPr>
+        <w:pStyle w:val="ListParagraph"/>
         <w:numPr>
           <w:ilvl w:val="0"/>
           <w:numId w:val="4"/>
         </w:numPr>
       </w:pPr>
+      <w:proofErr w:type="spellStart"/>
       <w:r>
         <w:lastRenderedPageBreak/>
-        <w:t>Mở firewall</w:t>
-      </w:r>
-    </w:p>
-    <w:p>
-      <w:r>
-        <w:t>firewall-cmd --permanent --add-port=1812/udp</w:t>
-      </w:r>
-    </w:p>
-    <w:p>
-      <w:r>
-        <w:t>firewall-cmd --permanent --add-port=1813/udp</w:t>
-      </w:r>
-    </w:p>
-    <w:p>
-      <w:r>
-        <w:t>firewall-cmd --reload</w:t>
-      </w:r>
-    </w:p>
-    <w:p>
-      <w:r>
-        <w:t>firewall-cmd --permanent --list-all</w:t>
+        <w:t>Mở</w:t>
+      </w:r>
+      <w:proofErr w:type="spellEnd"/>
+      <w:r>
+        <w:t xml:space="preserve"> firewall</w:t>
+      </w:r>
+    </w:p>
+    <w:p>
+      <w:r>
+        <w:t>firewall-</w:t>
+      </w:r>
+      <w:proofErr w:type="spellStart"/>
+      <w:r>
+        <w:t>cmd</w:t>
+      </w:r>
+      <w:proofErr w:type="spellEnd"/>
+      <w:r>
+        <w:t xml:space="preserve"> --permanent --add-port=1812/</w:t>
+      </w:r>
+      <w:proofErr w:type="spellStart"/>
+      <w:r>
+        <w:t>udp</w:t>
+      </w:r>
+      <w:proofErr w:type="spellEnd"/>
+    </w:p>
+    <w:p>
+      <w:r>
+        <w:t>firewall-</w:t>
+      </w:r>
+      <w:proofErr w:type="spellStart"/>
+      <w:r>
+        <w:t>cmd</w:t>
+      </w:r>
+      <w:proofErr w:type="spellEnd"/>
+      <w:r>
+        <w:t xml:space="preserve"> --permanent --add-port=1813/</w:t>
+      </w:r>
+      <w:proofErr w:type="spellStart"/>
+      <w:r>
+        <w:t>udp</w:t>
+      </w:r>
+      <w:proofErr w:type="spellEnd"/>
+    </w:p>
+    <w:p>
+      <w:r>
+        <w:t>firewall-</w:t>
+      </w:r>
+      <w:proofErr w:type="spellStart"/>
+      <w:r>
+        <w:t>cmd</w:t>
+      </w:r>
+      <w:proofErr w:type="spellEnd"/>
+      <w:r>
+        <w:t xml:space="preserve"> --reload</w:t>
+      </w:r>
+    </w:p>
+    <w:p>
+      <w:r>
+        <w:t>firewall-</w:t>
+      </w:r>
+      <w:proofErr w:type="spellStart"/>
+      <w:r>
+        <w:t>cmd</w:t>
+      </w:r>
+      <w:proofErr w:type="spellEnd"/>
+      <w:r>
+        <w:t xml:space="preserve"> --permanent --list-all</w:t>
       </w:r>
     </w:p>
     <w:p/>
     <w:p>
       <w:pPr>
-        <w:pStyle w:val="oancuaDanhsach"/>
+        <w:pStyle w:val="ListParagraph"/>
         <w:numPr>
           <w:ilvl w:val="0"/>
           <w:numId w:val="4"/>
         </w:numPr>
       </w:pPr>
-      <w:r>
-        <w:t>Truy cập cấu hình</w:t>
-      </w:r>
-    </w:p>
-    <w:p>
-      <w:r>
-        <w:t>cd /etc/raddb/certs</w:t>
-      </w:r>
-    </w:p>
-    <w:p>
-      <w:r>
-        <w:t>./bootstrap</w:t>
-      </w:r>
-    </w:p>
-    <w:p>
-      <w:pPr>
-        <w:pStyle w:val="oancuaDanhsach"/>
+      <w:proofErr w:type="spellStart"/>
+      <w:r>
+        <w:t>Truy</w:t>
+      </w:r>
+      <w:proofErr w:type="spellEnd"/>
+      <w:r>
+        <w:t xml:space="preserve"> </w:t>
+      </w:r>
+      <w:proofErr w:type="spellStart"/>
+      <w:r>
+        <w:t>cập</w:t>
+      </w:r>
+      <w:proofErr w:type="spellEnd"/>
+      <w:r>
+        <w:t xml:space="preserve"> </w:t>
+      </w:r>
+      <w:proofErr w:type="spellStart"/>
+      <w:r>
+        <w:t>cấu</w:t>
+      </w:r>
+      <w:proofErr w:type="spellEnd"/>
+      <w:r>
+        <w:t xml:space="preserve"> </w:t>
+      </w:r>
+      <w:proofErr w:type="spellStart"/>
+      <w:r>
+        <w:t>hình</w:t>
+      </w:r>
+      <w:proofErr w:type="spellEnd"/>
+    </w:p>
+    <w:p>
+      <w:r>
+        <w:t>cd /</w:t>
+      </w:r>
+      <w:proofErr w:type="spellStart"/>
+      <w:r>
+        <w:t>etc</w:t>
+      </w:r>
+      <w:proofErr w:type="spellEnd"/>
+      <w:r>
+        <w:t>/</w:t>
+      </w:r>
+      <w:proofErr w:type="spellStart"/>
+      <w:r>
+        <w:t>raddb</w:t>
+      </w:r>
+      <w:proofErr w:type="spellEnd"/>
+      <w:r>
+        <w:t>/certs</w:t>
+      </w:r>
+    </w:p>
+    <w:p>
+      <w:proofErr w:type="gramStart"/>
+      <w:r>
+        <w:t>./</w:t>
+      </w:r>
+      <w:proofErr w:type="gramEnd"/>
+      <w:r>
+        <w:t>bootstrap</w:t>
+      </w:r>
+    </w:p>
+    <w:p>
+      <w:pPr>
+        <w:pStyle w:val="ListParagraph"/>
         <w:numPr>
           <w:ilvl w:val="0"/>
           <w:numId w:val="4"/>
         </w:numPr>
       </w:pPr>
-      <w:r>
-        <w:t>Cấu hình</w:t>
-      </w:r>
-    </w:p>
-    <w:p>
-      <w:r>
-        <w:t>nano /etc/raddb/clients.conf</w:t>
-      </w:r>
-    </w:p>
-    <w:p>
-      <w:r>
-        <w:t>client uag {</w:t>
+      <w:proofErr w:type="spellStart"/>
+      <w:r>
+        <w:t>Cấu</w:t>
+      </w:r>
+      <w:proofErr w:type="spellEnd"/>
+      <w:r>
+        <w:t xml:space="preserve"> </w:t>
+      </w:r>
+      <w:proofErr w:type="spellStart"/>
+      <w:r>
+        <w:t>hình</w:t>
+      </w:r>
+      <w:proofErr w:type="spellEnd"/>
+    </w:p>
+    <w:p>
+      <w:r>
+        <w:t>nano /</w:t>
+      </w:r>
+      <w:proofErr w:type="spellStart"/>
+      <w:r>
+        <w:t>etc</w:t>
+      </w:r>
+      <w:proofErr w:type="spellEnd"/>
+      <w:r>
+        <w:t>/</w:t>
+      </w:r>
+      <w:proofErr w:type="spellStart"/>
+      <w:r>
+        <w:t>raddb</w:t>
+      </w:r>
+      <w:proofErr w:type="spellEnd"/>
+      <w:r>
+        <w:t>/</w:t>
+      </w:r>
+      <w:proofErr w:type="spellStart"/>
+      <w:r>
+        <w:t>clients.conf</w:t>
+      </w:r>
+      <w:proofErr w:type="spellEnd"/>
+    </w:p>
+    <w:p>
+      <w:r>
+        <w:t xml:space="preserve">client </w:t>
+      </w:r>
+      <w:proofErr w:type="spellStart"/>
+      <w:r>
+        <w:t>uag</w:t>
+      </w:r>
+      <w:proofErr w:type="spellEnd"/>
+      <w:r>
+        <w:t xml:space="preserve"> {</w:t>
       </w:r>
       <w:r>
         <w:br/>
-        <w:t>ipaddr = 10.</w:t>
+      </w:r>
+      <w:proofErr w:type="spellStart"/>
+      <w:r>
+        <w:t>ipaddr</w:t>
+      </w:r>
+      <w:proofErr w:type="spellEnd"/>
+      <w:r>
+        <w:t xml:space="preserve"> = 10.</w:t>
       </w:r>
       <w:r>
         <w:t>0</w:t>
@@ -569,7 +1712,7 @@
       </w:r>
       <w:r>
         <w:br/>
-        <w:t xml:space="preserve">secret = </w:t>
+        <w:t>secret =</w:t>
       </w:r>
       <w:r>
         <w:t xml:space="preserve"> vtdc@2026</w:t>
@@ -585,28 +1728,133 @@
         <w:t xml:space="preserve">nano </w:t>
       </w:r>
       <w:r>
-        <w:t>/etc/raddb/radiusd.conf</w:t>
-      </w:r>
-    </w:p>
-    <w:p>
-      <w:r>
-        <w:t>Sửa cấu hình</w:t>
-      </w:r>
-    </w:p>
-    <w:p>
-      <w:r>
-        <w:t>user = radiusd</w:t>
-      </w:r>
-    </w:p>
-    <w:p>
-      <w:r>
-        <w:t>group = radiusd</w:t>
-      </w:r>
-    </w:p>
-    <w:p>
-      <w:r>
-        <w:t>Thành cấu hình này, sau đó lưu và thoát</w:t>
-      </w:r>
+        <w:t>/</w:t>
+      </w:r>
+      <w:proofErr w:type="spellStart"/>
+      <w:r>
+        <w:t>etc</w:t>
+      </w:r>
+      <w:proofErr w:type="spellEnd"/>
+      <w:r>
+        <w:t>/</w:t>
+      </w:r>
+      <w:proofErr w:type="spellStart"/>
+      <w:r>
+        <w:t>raddb</w:t>
+      </w:r>
+      <w:proofErr w:type="spellEnd"/>
+      <w:r>
+        <w:t>/</w:t>
+      </w:r>
+      <w:proofErr w:type="spellStart"/>
+      <w:r>
+        <w:t>radiusd.conf</w:t>
+      </w:r>
+      <w:proofErr w:type="spellEnd"/>
+    </w:p>
+    <w:p>
+      <w:r>
+        <w:t xml:space="preserve">Sửa </w:t>
+      </w:r>
+      <w:proofErr w:type="spellStart"/>
+      <w:r>
+        <w:t>cấu</w:t>
+      </w:r>
+      <w:proofErr w:type="spellEnd"/>
+      <w:r>
+        <w:t xml:space="preserve"> </w:t>
+      </w:r>
+      <w:proofErr w:type="spellStart"/>
+      <w:r>
+        <w:t>hình</w:t>
+      </w:r>
+      <w:proofErr w:type="spellEnd"/>
+    </w:p>
+    <w:p>
+      <w:r>
+        <w:t xml:space="preserve">user = </w:t>
+      </w:r>
+      <w:proofErr w:type="spellStart"/>
+      <w:r>
+        <w:t>radiusd</w:t>
+      </w:r>
+      <w:proofErr w:type="spellEnd"/>
+    </w:p>
+    <w:p>
+      <w:r>
+        <w:t xml:space="preserve">group = </w:t>
+      </w:r>
+      <w:proofErr w:type="spellStart"/>
+      <w:r>
+        <w:t>radiusd</w:t>
+      </w:r>
+      <w:proofErr w:type="spellEnd"/>
+    </w:p>
+    <w:p>
+      <w:r>
+        <w:t xml:space="preserve">Thành </w:t>
+      </w:r>
+      <w:proofErr w:type="spellStart"/>
+      <w:r>
+        <w:t>cấu</w:t>
+      </w:r>
+      <w:proofErr w:type="spellEnd"/>
+      <w:r>
+        <w:t xml:space="preserve"> </w:t>
+      </w:r>
+      <w:proofErr w:type="spellStart"/>
+      <w:r>
+        <w:t>hình</w:t>
+      </w:r>
+      <w:proofErr w:type="spellEnd"/>
+      <w:r>
+        <w:t xml:space="preserve"> </w:t>
+      </w:r>
+      <w:proofErr w:type="spellStart"/>
+      <w:r>
+        <w:t>này</w:t>
+      </w:r>
+      <w:proofErr w:type="spellEnd"/>
+      <w:r>
+        <w:t xml:space="preserve">, </w:t>
+      </w:r>
+      <w:proofErr w:type="spellStart"/>
+      <w:r>
+        <w:t>sau</w:t>
+      </w:r>
+      <w:proofErr w:type="spellEnd"/>
+      <w:r>
+        <w:t xml:space="preserve"> </w:t>
+      </w:r>
+      <w:proofErr w:type="spellStart"/>
+      <w:r>
+        <w:t>đó</w:t>
+      </w:r>
+      <w:proofErr w:type="spellEnd"/>
+      <w:r>
+        <w:t xml:space="preserve"> </w:t>
+      </w:r>
+      <w:proofErr w:type="spellStart"/>
+      <w:r>
+        <w:t>lưu</w:t>
+      </w:r>
+      <w:proofErr w:type="spellEnd"/>
+      <w:r>
+        <w:t xml:space="preserve"> </w:t>
+      </w:r>
+      <w:proofErr w:type="spellStart"/>
+      <w:r>
+        <w:t>và</w:t>
+      </w:r>
+      <w:proofErr w:type="spellEnd"/>
+      <w:r>
+        <w:t xml:space="preserve"> </w:t>
+      </w:r>
+      <w:proofErr w:type="spellStart"/>
+      <w:r>
+        <w:t>thoát</w:t>
+      </w:r>
+      <w:proofErr w:type="spellEnd"/>
     </w:p>
     <w:p>
       <w:r>
@@ -620,41 +1868,208 @@
     </w:p>
     <w:p/>
     <w:p>
-      <w:r>
-        <w:t>Tìm dòng PAM</w:t>
-      </w:r>
-      <w:r>
-        <w:t xml:space="preserve"> xóa #,</w:t>
-      </w:r>
-      <w:r>
-        <w:t xml:space="preserve"> kích hoạt plugin PAM dùng để kết nối SSSD và xác thực</w:t>
-      </w:r>
+      <w:proofErr w:type="spellStart"/>
+      <w:r>
+        <w:t>Tìm</w:t>
+      </w:r>
+      <w:proofErr w:type="spellEnd"/>
+      <w:r>
+        <w:t xml:space="preserve"> </w:t>
+      </w:r>
+      <w:proofErr w:type="spellStart"/>
+      <w:r>
+        <w:t>dòng</w:t>
+      </w:r>
+      <w:proofErr w:type="spellEnd"/>
+      <w:r>
+        <w:t xml:space="preserve"> PAM</w:t>
+      </w:r>
+      <w:r>
+        <w:t xml:space="preserve"> </w:t>
+      </w:r>
+      <w:proofErr w:type="spellStart"/>
+      <w:r>
+        <w:t>xóa</w:t>
+      </w:r>
+      <w:proofErr w:type="spellEnd"/>
+      <w:r>
+        <w:t xml:space="preserve"> #,</w:t>
+      </w:r>
+      <w:r>
+        <w:t xml:space="preserve"> </w:t>
+      </w:r>
+      <w:proofErr w:type="spellStart"/>
+      <w:r>
+        <w:t>kích</w:t>
+      </w:r>
+      <w:proofErr w:type="spellEnd"/>
+      <w:r>
+        <w:t xml:space="preserve"> </w:t>
+      </w:r>
+      <w:proofErr w:type="spellStart"/>
+      <w:r>
+        <w:t>hoạt</w:t>
+      </w:r>
+      <w:proofErr w:type="spellEnd"/>
+      <w:r>
+        <w:t xml:space="preserve"> plugin PAM </w:t>
+      </w:r>
+      <w:proofErr w:type="spellStart"/>
+      <w:r>
+        <w:t>dùng</w:t>
+      </w:r>
+      <w:proofErr w:type="spellEnd"/>
+      <w:r>
+        <w:t xml:space="preserve"> </w:t>
+      </w:r>
+      <w:proofErr w:type="spellStart"/>
+      <w:r>
+        <w:t>để</w:t>
+      </w:r>
+      <w:proofErr w:type="spellEnd"/>
+      <w:r>
+        <w:t xml:space="preserve"> </w:t>
+      </w:r>
+      <w:proofErr w:type="spellStart"/>
+      <w:r>
+        <w:t>kết</w:t>
+      </w:r>
+      <w:proofErr w:type="spellEnd"/>
+      <w:r>
+        <w:t xml:space="preserve"> </w:t>
+      </w:r>
+      <w:proofErr w:type="spellStart"/>
+      <w:r>
+        <w:t>nối</w:t>
+      </w:r>
+      <w:proofErr w:type="spellEnd"/>
+      <w:r>
+        <w:t xml:space="preserve"> SSSD </w:t>
+      </w:r>
+      <w:proofErr w:type="spellStart"/>
+      <w:r>
+        <w:t>và</w:t>
+      </w:r>
+      <w:proofErr w:type="spellEnd"/>
+      <w:r>
+        <w:t xml:space="preserve"> </w:t>
+      </w:r>
+      <w:proofErr w:type="spellStart"/>
+      <w:r>
+        <w:t>xác</w:t>
+      </w:r>
+      <w:proofErr w:type="spellEnd"/>
+      <w:r>
+        <w:t xml:space="preserve"> </w:t>
+      </w:r>
+      <w:proofErr w:type="spellStart"/>
+      <w:r>
+        <w:t>thực</w:t>
+      </w:r>
+      <w:proofErr w:type="spellEnd"/>
     </w:p>
     <w:p>
       <w:r>
         <w:t xml:space="preserve">nano </w:t>
       </w:r>
       <w:r>
-        <w:t>/etc/raddb/sites-enabled/default</w:t>
-      </w:r>
-    </w:p>
-    <w:p/>
-    <w:p>
-      <w:r>
-        <w:t>Enable PAM module</w:t>
-      </w:r>
-    </w:p>
-    <w:p>
-      <w:r>
-        <w:lastRenderedPageBreak/>
-        <w:t>ln -s /etc/raddb/mods-available/pam /etc/raddb/mods-enabled/pam</w:t>
+        <w:t>/</w:t>
+      </w:r>
+      <w:proofErr w:type="spellStart"/>
+      <w:r>
+        <w:t>etc</w:t>
+      </w:r>
+      <w:proofErr w:type="spellEnd"/>
+      <w:r>
+        <w:t>/</w:t>
+      </w:r>
+      <w:proofErr w:type="spellStart"/>
+      <w:r>
+        <w:t>raddb</w:t>
+      </w:r>
+      <w:proofErr w:type="spellEnd"/>
+      <w:r>
+        <w:t>/sites-enabled/default</w:t>
       </w:r>
     </w:p>
     <w:p/>
     <w:p/>
     <w:p>
-      <w:r>
-        <w:t>Cấu hình Users</w:t>
+      <w:proofErr w:type="spellStart"/>
+      <w:r>
+        <w:lastRenderedPageBreak/>
+        <w:t>Kích</w:t>
+      </w:r>
+      <w:proofErr w:type="spellEnd"/>
+      <w:r>
+        <w:t xml:space="preserve"> </w:t>
+      </w:r>
+      <w:proofErr w:type="spellStart"/>
+      <w:r>
+        <w:t>hoạt</w:t>
+      </w:r>
+      <w:proofErr w:type="spellEnd"/>
+      <w:r>
+        <w:t xml:space="preserve"> </w:t>
+      </w:r>
+      <w:r>
+        <w:t>PAM module</w:t>
+      </w:r>
+    </w:p>
+    <w:p>
+      <w:r>
+        <w:t>ln -s /</w:t>
+      </w:r>
+      <w:proofErr w:type="spellStart"/>
+      <w:r>
+        <w:t>etc</w:t>
+      </w:r>
+      <w:proofErr w:type="spellEnd"/>
+      <w:r>
+        <w:t>/</w:t>
+      </w:r>
+      <w:proofErr w:type="spellStart"/>
+      <w:r>
+        <w:t>raddb</w:t>
+      </w:r>
+      <w:proofErr w:type="spellEnd"/>
+      <w:r>
+        <w:t>/mods-available/pam /</w:t>
+      </w:r>
+      <w:proofErr w:type="spellStart"/>
+      <w:r>
+        <w:t>etc</w:t>
+      </w:r>
+      <w:proofErr w:type="spellEnd"/>
+      <w:r>
+        <w:t>/</w:t>
+      </w:r>
+      <w:proofErr w:type="spellStart"/>
+      <w:r>
+        <w:t>raddb</w:t>
+      </w:r>
+      <w:proofErr w:type="spellEnd"/>
+      <w:r>
+        <w:t>/mods-enabled/pam</w:t>
+      </w:r>
+    </w:p>
+    <w:p/>
+    <w:p>
+      <w:proofErr w:type="spellStart"/>
+      <w:r>
+        <w:t>Cấu</w:t>
+      </w:r>
+      <w:proofErr w:type="spellEnd"/>
+      <w:r>
+        <w:t xml:space="preserve"> </w:t>
+      </w:r>
+      <w:proofErr w:type="spellStart"/>
+      <w:r>
+        <w:t>hình</w:t>
+      </w:r>
+      <w:proofErr w:type="spellEnd"/>
+      <w:r>
+        <w:t xml:space="preserve"> Users</w:t>
       </w:r>
     </w:p>
     <w:p>
@@ -662,51 +2077,149 @@
         <w:t xml:space="preserve">nano </w:t>
       </w:r>
       <w:r>
-        <w:t>/etc/raddb/users</w:t>
-      </w:r>
-    </w:p>
-    <w:p>
-      <w:r>
-        <w:t>DEFAULT Group == "disabled", Auth-Type := Reject</w:t>
-      </w:r>
-    </w:p>
-    <w:p>
-      <w:r>
-        <w:t xml:space="preserve">                Reply-Message = "Your account has been disabled."</w:t>
-      </w:r>
-    </w:p>
-    <w:p>
-      <w:r>
-        <w:t>DEFAULT Auth-Type := PAM</w:t>
+        <w:t>/</w:t>
+      </w:r>
+      <w:proofErr w:type="spellStart"/>
+      <w:r>
+        <w:t>etc</w:t>
+      </w:r>
+      <w:proofErr w:type="spellEnd"/>
+      <w:r>
+        <w:t>/</w:t>
+      </w:r>
+      <w:proofErr w:type="spellStart"/>
+      <w:r>
+        <w:t>raddb</w:t>
+      </w:r>
+      <w:proofErr w:type="spellEnd"/>
+      <w:r>
+        <w:t>/users</w:t>
+      </w:r>
+    </w:p>
+    <w:p>
+      <w:r>
+        <w:t>DEFAULT Auth-</w:t>
+      </w:r>
+      <w:proofErr w:type="gramStart"/>
+      <w:r>
+        <w:t>Type</w:t>
+      </w:r>
+      <w:r>
+        <w:t xml:space="preserve"> </w:t>
+      </w:r>
+      <w:r>
+        <w:t>:</w:t>
+      </w:r>
+      <w:proofErr w:type="gramEnd"/>
+      <w:r>
+        <w:t>= PAM</w:t>
       </w:r>
     </w:p>
     <w:p/>
     <w:p>
       <w:r>
-        <w:t>Test cấu hình</w:t>
-      </w:r>
-    </w:p>
-    <w:p>
-      <w:r>
-        <w:t>radiusd -C</w:t>
+        <w:t xml:space="preserve">Test </w:t>
+      </w:r>
+      <w:proofErr w:type="spellStart"/>
+      <w:r>
+        <w:t>cấu</w:t>
+      </w:r>
+      <w:proofErr w:type="spellEnd"/>
+      <w:r>
+        <w:t xml:space="preserve"> </w:t>
+      </w:r>
+      <w:proofErr w:type="spellStart"/>
+      <w:r>
+        <w:t>hình</w:t>
+      </w:r>
+      <w:proofErr w:type="spellEnd"/>
+    </w:p>
+    <w:p>
+      <w:proofErr w:type="spellStart"/>
+      <w:r>
+        <w:t>radiusd</w:t>
+      </w:r>
+      <w:proofErr w:type="spellEnd"/>
+      <w:r>
+        <w:t xml:space="preserve"> -C</w:t>
       </w:r>
     </w:p>
     <w:p/>
     <w:p>
       <w:r>
-        <w:t>Test kết nối</w:t>
-      </w:r>
-    </w:p>
-    <w:p>
-      <w:r>
-        <w:t>radiusd -X</w:t>
+        <w:t xml:space="preserve">Test </w:t>
+      </w:r>
+      <w:proofErr w:type="spellStart"/>
+      <w:r>
+        <w:t>kết</w:t>
+      </w:r>
+      <w:proofErr w:type="spellEnd"/>
+      <w:r>
+        <w:t xml:space="preserve"> </w:t>
+      </w:r>
+      <w:proofErr w:type="spellStart"/>
+      <w:r>
+        <w:t>nối</w:t>
+      </w:r>
+      <w:proofErr w:type="spellEnd"/>
+    </w:p>
+    <w:p>
+      <w:proofErr w:type="spellStart"/>
+      <w:r>
+        <w:t>radiusd</w:t>
+      </w:r>
+      <w:proofErr w:type="spellEnd"/>
+      <w:r>
+        <w:t xml:space="preserve"> -X</w:t>
       </w:r>
     </w:p>
     <w:p/>
     <w:p>
-      <w:r>
-        <w:t>Kết quả hiện ra có dạng</w:t>
-      </w:r>
+      <w:proofErr w:type="spellStart"/>
+      <w:r>
+        <w:t>Kết</w:t>
+      </w:r>
+      <w:proofErr w:type="spellEnd"/>
+      <w:r>
+        <w:t xml:space="preserve"> </w:t>
+      </w:r>
+      <w:proofErr w:type="spellStart"/>
+      <w:r>
+        <w:t>quả</w:t>
+      </w:r>
+      <w:proofErr w:type="spellEnd"/>
+      <w:r>
+        <w:t xml:space="preserve"> </w:t>
+      </w:r>
+      <w:proofErr w:type="spellStart"/>
+      <w:r>
+        <w:t>hiện</w:t>
+      </w:r>
+      <w:proofErr w:type="spellEnd"/>
+      <w:r>
+        <w:t xml:space="preserve"> </w:t>
+      </w:r>
+      <w:proofErr w:type="spellStart"/>
+      <w:r>
+        <w:t>ra</w:t>
+      </w:r>
+      <w:proofErr w:type="spellEnd"/>
+      <w:r>
+        <w:t xml:space="preserve"> </w:t>
+      </w:r>
+      <w:proofErr w:type="spellStart"/>
+      <w:r>
+        <w:t>có</w:t>
+      </w:r>
+      <w:proofErr w:type="spellEnd"/>
+      <w:r>
+        <w:t xml:space="preserve"> </w:t>
+      </w:r>
+      <w:proofErr w:type="spellStart"/>
+      <w:r>
+        <w:t>dạng</w:t>
+      </w:r>
+      <w:proofErr w:type="spellEnd"/>
     </w:p>
     <w:p>
       <w:r>
@@ -752,32 +2265,144 @@
     </w:p>
     <w:p/>
     <w:p>
-      <w:r>
-        <w:t>Kích hoạt dịch vụ Radius</w:t>
-      </w:r>
-    </w:p>
-    <w:p>
-      <w:r>
-        <w:t>systemctl enable radiusd</w:t>
-      </w:r>
-    </w:p>
-    <w:p>
-      <w:r>
-        <w:t>systemctl start radiusd</w:t>
-      </w:r>
-    </w:p>
-    <w:p>
-      <w:r>
-        <w:t>Test kết nối, kết quả hiển thị Received Access-Accept là ok</w:t>
-      </w:r>
-    </w:p>
-    <w:p>
-      <w:r>
-        <w:t xml:space="preserve">radtest </w:t>
-      </w:r>
+      <w:proofErr w:type="spellStart"/>
+      <w:r>
+        <w:t>Kích</w:t>
+      </w:r>
+      <w:proofErr w:type="spellEnd"/>
+      <w:r>
+        <w:t xml:space="preserve"> </w:t>
+      </w:r>
+      <w:proofErr w:type="spellStart"/>
+      <w:r>
+        <w:t>hoạt</w:t>
+      </w:r>
+      <w:proofErr w:type="spellEnd"/>
+      <w:r>
+        <w:t xml:space="preserve"> </w:t>
+      </w:r>
+      <w:proofErr w:type="spellStart"/>
+      <w:r>
+        <w:t>dịch</w:t>
+      </w:r>
+      <w:proofErr w:type="spellEnd"/>
+      <w:r>
+        <w:t xml:space="preserve"> </w:t>
+      </w:r>
+      <w:proofErr w:type="spellStart"/>
+      <w:r>
+        <w:t>vụ</w:t>
+      </w:r>
+      <w:proofErr w:type="spellEnd"/>
+      <w:r>
+        <w:t xml:space="preserve"> Radius</w:t>
+      </w:r>
+    </w:p>
+    <w:p>
+      <w:proofErr w:type="spellStart"/>
+      <w:r>
+        <w:t>systemctl</w:t>
+      </w:r>
+      <w:proofErr w:type="spellEnd"/>
+      <w:r>
+        <w:t xml:space="preserve"> enable </w:t>
+      </w:r>
+      <w:proofErr w:type="spellStart"/>
+      <w:r>
+        <w:t>radiusd</w:t>
+      </w:r>
+      <w:proofErr w:type="spellEnd"/>
+    </w:p>
+    <w:p>
+      <w:proofErr w:type="spellStart"/>
+      <w:r>
+        <w:t>systemctl</w:t>
+      </w:r>
+      <w:proofErr w:type="spellEnd"/>
+      <w:r>
+        <w:t xml:space="preserve"> start </w:t>
+      </w:r>
+      <w:proofErr w:type="spellStart"/>
+      <w:r>
+        <w:t>radiusd</w:t>
+      </w:r>
+      <w:proofErr w:type="spellEnd"/>
+    </w:p>
+    <w:p>
+      <w:r>
+        <w:t xml:space="preserve">Test </w:t>
+      </w:r>
+      <w:proofErr w:type="spellStart"/>
+      <w:r>
+        <w:t>kết</w:t>
+      </w:r>
+      <w:proofErr w:type="spellEnd"/>
+      <w:r>
+        <w:t xml:space="preserve"> </w:t>
+      </w:r>
+      <w:proofErr w:type="spellStart"/>
+      <w:r>
+        <w:t>nối</w:t>
+      </w:r>
+      <w:proofErr w:type="spellEnd"/>
+      <w:r>
+        <w:t xml:space="preserve">, </w:t>
+      </w:r>
+      <w:proofErr w:type="spellStart"/>
+      <w:r>
+        <w:t>kết</w:t>
+      </w:r>
+      <w:proofErr w:type="spellEnd"/>
+      <w:r>
+        <w:t xml:space="preserve"> </w:t>
+      </w:r>
+      <w:proofErr w:type="spellStart"/>
+      <w:r>
+        <w:t>quả</w:t>
+      </w:r>
+      <w:proofErr w:type="spellEnd"/>
+      <w:r>
+        <w:t xml:space="preserve"> </w:t>
+      </w:r>
+      <w:proofErr w:type="spellStart"/>
+      <w:r>
+        <w:t>hiển</w:t>
+      </w:r>
+      <w:proofErr w:type="spellEnd"/>
+      <w:r>
+        <w:t xml:space="preserve"> </w:t>
+      </w:r>
+      <w:proofErr w:type="spellStart"/>
+      <w:r>
+        <w:t>thị</w:t>
+      </w:r>
+      <w:proofErr w:type="spellEnd"/>
+      <w:r>
+        <w:t xml:space="preserve"> Received Access-Accept </w:t>
+      </w:r>
+      <w:proofErr w:type="spellStart"/>
+      <w:r>
+        <w:t>là</w:t>
+      </w:r>
+      <w:proofErr w:type="spellEnd"/>
+      <w:r>
+        <w:t xml:space="preserve"> ok</w:t>
+      </w:r>
+    </w:p>
+    <w:p>
+      <w:proofErr w:type="spellStart"/>
+      <w:r>
+        <w:t>radtest</w:t>
+      </w:r>
+      <w:proofErr w:type="spellEnd"/>
+      <w:r>
+        <w:t xml:space="preserve"> </w:t>
+      </w:r>
+      <w:proofErr w:type="spellStart"/>
       <w:r>
         <w:t>annx</w:t>
       </w:r>
+      <w:proofErr w:type="spellEnd"/>
       <w:r>
         <w:t xml:space="preserve"> </w:t>
       </w:r>
@@ -832,31 +2457,114 @@
       </w:r>
     </w:p>
     <w:p>
-      <w:r>
-        <w:t>Bước 6 : Cấu hình SSSD + AD</w:t>
-      </w:r>
-    </w:p>
-    <w:p>
-      <w:r>
-        <w:t xml:space="preserve">dnf </w:t>
+      <w:proofErr w:type="spellStart"/>
+      <w:r>
+        <w:t>Bước</w:t>
+      </w:r>
+      <w:proofErr w:type="spellEnd"/>
+      <w:r>
+        <w:t xml:space="preserve"> </w:t>
+      </w:r>
+      <w:proofErr w:type="gramStart"/>
+      <w:r>
+        <w:t>6 :</w:t>
+      </w:r>
+      <w:proofErr w:type="gramEnd"/>
+      <w:r>
+        <w:t xml:space="preserve"> </w:t>
+      </w:r>
+      <w:proofErr w:type="spellStart"/>
+      <w:r>
+        <w:t>Cấu</w:t>
+      </w:r>
+      <w:proofErr w:type="spellEnd"/>
+      <w:r>
+        <w:t xml:space="preserve"> </w:t>
+      </w:r>
+      <w:proofErr w:type="spellStart"/>
+      <w:r>
+        <w:t>hình</w:t>
+      </w:r>
+      <w:proofErr w:type="spellEnd"/>
+      <w:r>
+        <w:t xml:space="preserve"> SSSD + AD</w:t>
+      </w:r>
+    </w:p>
+    <w:p>
+      <w:proofErr w:type="spellStart"/>
+      <w:r>
+        <w:t>dnf</w:t>
+      </w:r>
+      <w:proofErr w:type="spellEnd"/>
+      <w:r>
+        <w:t xml:space="preserve"> </w:t>
       </w:r>
       <w:r>
         <w:t xml:space="preserve">-y </w:t>
       </w:r>
       <w:r>
-        <w:t>install realmd oddjob oddjob-mkhomedir sssd adcli krb5-workstation</w:t>
-      </w:r>
-      <w:r>
-        <w:t xml:space="preserve"> </w:t>
-      </w:r>
-    </w:p>
-    <w:p>
-      <w:r>
-        <w:t xml:space="preserve">nslookup </w:t>
-      </w:r>
+        <w:t xml:space="preserve">install </w:t>
+      </w:r>
+      <w:proofErr w:type="spellStart"/>
+      <w:r>
+        <w:t>realmd</w:t>
+      </w:r>
+      <w:proofErr w:type="spellEnd"/>
+      <w:r>
+        <w:t xml:space="preserve"> </w:t>
+      </w:r>
+      <w:proofErr w:type="spellStart"/>
+      <w:r>
+        <w:t>oddjob</w:t>
+      </w:r>
+      <w:proofErr w:type="spellEnd"/>
+      <w:r>
+        <w:t xml:space="preserve"> </w:t>
+      </w:r>
+      <w:proofErr w:type="spellStart"/>
+      <w:r>
+        <w:t>oddjob-mkhomedir</w:t>
+      </w:r>
+      <w:proofErr w:type="spellEnd"/>
+      <w:r>
+        <w:t xml:space="preserve"> </w:t>
+      </w:r>
+      <w:proofErr w:type="spellStart"/>
+      <w:r>
+        <w:t>sssd</w:t>
+      </w:r>
+      <w:proofErr w:type="spellEnd"/>
+      <w:r>
+        <w:t xml:space="preserve"> </w:t>
+      </w:r>
+      <w:proofErr w:type="spellStart"/>
+      <w:r>
+        <w:t>adcli</w:t>
+      </w:r>
+      <w:proofErr w:type="spellEnd"/>
+      <w:r>
+        <w:t xml:space="preserve"> krb5-workstation</w:t>
+      </w:r>
+      <w:r>
+        <w:t xml:space="preserve"> </w:t>
+      </w:r>
+    </w:p>
+    <w:p>
+      <w:proofErr w:type="spellStart"/>
+      <w:r>
+        <w:t>nslookup</w:t>
+      </w:r>
+      <w:proofErr w:type="spellEnd"/>
+      <w:r>
+        <w:t xml:space="preserve"> </w:t>
+      </w:r>
+      <w:proofErr w:type="spellStart"/>
+      <w:proofErr w:type="gramStart"/>
       <w:r>
         <w:t>demo.local</w:t>
       </w:r>
+      <w:proofErr w:type="spellEnd"/>
+      <w:proofErr w:type="gramEnd"/>
     </w:p>
     <w:p>
       <w:r>
@@ -872,49 +2580,170 @@
       <w:r>
         <w:t xml:space="preserve">realm join -U Administrator </w:t>
       </w:r>
+      <w:proofErr w:type="spellStart"/>
+      <w:proofErr w:type="gramStart"/>
       <w:r>
         <w:t>demo.local</w:t>
       </w:r>
+      <w:proofErr w:type="spellEnd"/>
+      <w:proofErr w:type="gramEnd"/>
     </w:p>
     <w:p/>
     <w:p>
-      <w:r>
-        <w:t>Cấu hình bổ sung sssd</w:t>
-      </w:r>
-    </w:p>
-    <w:p>
-      <w:r>
-        <w:t>nano /etc/sssd/sssd.conf</w:t>
-      </w:r>
-    </w:p>
-    <w:p>
-      <w:r>
-        <w:t>default_domain_suffix = demo.local</w:t>
-      </w:r>
-    </w:p>
-    <w:p>
-      <w:r>
-        <w:t>access_provider = ad</w:t>
-      </w:r>
-    </w:p>
-    <w:p>
-      <w:r>
-        <w:t>ad_gpo_access_control = permissive</w:t>
-      </w:r>
-    </w:p>
-    <w:p>
-      <w:r>
-        <w:t>Nếu cấu hình thành công, ta có thể pull administrator password</w:t>
-      </w:r>
-    </w:p>
-    <w:p>
-      <w:r>
-        <w:t xml:space="preserve">getent passwd </w:t>
+      <w:proofErr w:type="spellStart"/>
+      <w:r>
+        <w:t>Cấu</w:t>
+      </w:r>
+      <w:proofErr w:type="spellEnd"/>
+      <w:r>
+        <w:t xml:space="preserve"> </w:t>
+      </w:r>
+      <w:proofErr w:type="spellStart"/>
+      <w:r>
+        <w:t>hình</w:t>
+      </w:r>
+      <w:proofErr w:type="spellEnd"/>
+      <w:r>
+        <w:t xml:space="preserve"> </w:t>
+      </w:r>
+      <w:proofErr w:type="spellStart"/>
+      <w:r>
+        <w:t>bổ</w:t>
+      </w:r>
+      <w:proofErr w:type="spellEnd"/>
+      <w:r>
+        <w:t xml:space="preserve"> sung </w:t>
+      </w:r>
+      <w:proofErr w:type="spellStart"/>
+      <w:r>
+        <w:t>sssd</w:t>
+      </w:r>
+      <w:proofErr w:type="spellEnd"/>
+    </w:p>
+    <w:p>
+      <w:r>
+        <w:t>nano /</w:t>
+      </w:r>
+      <w:proofErr w:type="spellStart"/>
+      <w:r>
+        <w:t>etc</w:t>
+      </w:r>
+      <w:proofErr w:type="spellEnd"/>
+      <w:r>
+        <w:t>/</w:t>
+      </w:r>
+      <w:proofErr w:type="spellStart"/>
+      <w:r>
+        <w:t>sssd</w:t>
+      </w:r>
+      <w:proofErr w:type="spellEnd"/>
+      <w:r>
+        <w:t>/</w:t>
+      </w:r>
+      <w:proofErr w:type="spellStart"/>
+      <w:r>
+        <w:t>sssd.conf</w:t>
+      </w:r>
+      <w:proofErr w:type="spellEnd"/>
+    </w:p>
+    <w:p>
+      <w:proofErr w:type="spellStart"/>
+      <w:r>
+        <w:t>default_domain_suffix</w:t>
+      </w:r>
+      <w:proofErr w:type="spellEnd"/>
+      <w:r>
+        <w:t xml:space="preserve"> = </w:t>
+      </w:r>
+      <w:proofErr w:type="spellStart"/>
+      <w:proofErr w:type="gramStart"/>
+      <w:r>
+        <w:t>demo.local</w:t>
+      </w:r>
+      <w:proofErr w:type="spellEnd"/>
+      <w:proofErr w:type="gramEnd"/>
+    </w:p>
+    <w:p>
+      <w:proofErr w:type="spellStart"/>
+      <w:r>
+        <w:t>access_provider</w:t>
+      </w:r>
+      <w:proofErr w:type="spellEnd"/>
+      <w:r>
+        <w:t xml:space="preserve"> = ad</w:t>
+      </w:r>
+    </w:p>
+    <w:p>
+      <w:proofErr w:type="spellStart"/>
+      <w:r>
+        <w:t>Nếu</w:t>
+      </w:r>
+      <w:proofErr w:type="spellEnd"/>
+      <w:r>
+        <w:t xml:space="preserve"> </w:t>
+      </w:r>
+      <w:proofErr w:type="spellStart"/>
+      <w:r>
+        <w:t>cấu</w:t>
+      </w:r>
+      <w:proofErr w:type="spellEnd"/>
+      <w:r>
+        <w:t xml:space="preserve"> </w:t>
+      </w:r>
+      <w:proofErr w:type="spellStart"/>
+      <w:r>
+        <w:t>hình</w:t>
+      </w:r>
+      <w:proofErr w:type="spellEnd"/>
+      <w:r>
+        <w:t xml:space="preserve"> </w:t>
+      </w:r>
+      <w:proofErr w:type="spellStart"/>
+      <w:r>
+        <w:t>thành</w:t>
+      </w:r>
+      <w:proofErr w:type="spellEnd"/>
+      <w:r>
+        <w:t xml:space="preserve"> </w:t>
+      </w:r>
+      <w:proofErr w:type="spellStart"/>
+      <w:r>
+        <w:t>công</w:t>
+      </w:r>
+      <w:proofErr w:type="spellEnd"/>
+      <w:r>
+        <w:t xml:space="preserve">, ta </w:t>
+      </w:r>
+      <w:proofErr w:type="spellStart"/>
+      <w:r>
+        <w:t>có</w:t>
+      </w:r>
+      <w:proofErr w:type="spellEnd"/>
+      <w:r>
+        <w:t xml:space="preserve"> </w:t>
+      </w:r>
+      <w:proofErr w:type="spellStart"/>
+      <w:r>
+        <w:t>thể</w:t>
+      </w:r>
+      <w:proofErr w:type="spellEnd"/>
+      <w:r>
+        <w:t xml:space="preserve"> pull administrator password</w:t>
+      </w:r>
+    </w:p>
+    <w:p>
+      <w:proofErr w:type="spellStart"/>
+      <w:r>
+        <w:t>getent</w:t>
+      </w:r>
+      <w:proofErr w:type="spellEnd"/>
+      <w:r>
+        <w:t xml:space="preserve"> passwd </w:t>
       </w:r>
       <w:hyperlink r:id="rId13" w:history="1">
         <w:r>
           <w:rPr>
-            <w:rStyle w:val="Siuktni"/>
+            <w:rStyle w:val="Hyperlink"/>
           </w:rPr>
           <w:t>administrator@demo.local</w:t>
         </w:r>
@@ -922,16 +2751,29 @@
     </w:p>
     <w:p/>
     <w:p>
-      <w:r>
-        <w:t xml:space="preserve">Cấu hình </w:t>
-      </w:r>
-    </w:p>
-    <w:p>
-      <w:r>
-        <w:t xml:space="preserve">realm permit </w:t>
-      </w:r>
-      <w:r>
-        <w:t>–</w:t>
+      <w:proofErr w:type="spellStart"/>
+      <w:r>
+        <w:t>Cấu</w:t>
+      </w:r>
+      <w:proofErr w:type="spellEnd"/>
+      <w:r>
+        <w:t xml:space="preserve"> </w:t>
+      </w:r>
+      <w:proofErr w:type="spellStart"/>
+      <w:r>
+        <w:t>hình</w:t>
+      </w:r>
+      <w:proofErr w:type="spellEnd"/>
+      <w:r>
+        <w:t xml:space="preserve"> </w:t>
+      </w:r>
+    </w:p>
+    <w:p>
+      <w:r>
+        <w:t>realm permit</w:t>
+      </w:r>
+      <w:r>
+        <w:t xml:space="preserve"> -- </w:t>
       </w:r>
       <w:r>
         <w:t>al</w:t>
@@ -955,7 +2797,7 @@
       <w:hyperlink r:id="rId14" w:history="1">
         <w:r>
           <w:rPr>
-            <w:rStyle w:val="Siuktni"/>
+            <w:rStyle w:val="Hyperlink"/>
           </w:rPr>
           <w:t>administrator@demo.local</w:t>
         </w:r>
@@ -968,7 +2810,7 @@
       <w:hyperlink r:id="rId15" w:history="1">
         <w:r>
           <w:rPr>
-            <w:rStyle w:val="Siuktni"/>
+            <w:rStyle w:val="Hyperlink"/>
           </w:rPr>
           <w:t>demo-01@demo.local</w:t>
         </w:r>
@@ -977,24 +2819,60 @@
     <w:p/>
     <w:p>
       <w:r>
-        <w:t xml:space="preserve">Cài đặt </w:t>
-      </w:r>
-    </w:p>
-    <w:p>
+        <w:t xml:space="preserve">Cài </w:t>
+      </w:r>
+      <w:proofErr w:type="spellStart"/>
+      <w:r>
+        <w:t>đặt</w:t>
+      </w:r>
+      <w:proofErr w:type="spellEnd"/>
+      <w:r>
+        <w:t xml:space="preserve"> </w:t>
+      </w:r>
+    </w:p>
+    <w:p>
+      <w:proofErr w:type="spellStart"/>
+      <w:r>
+        <w:t>dnf</w:t>
+      </w:r>
+      <w:proofErr w:type="spellEnd"/>
+      <w:r>
+        <w:t xml:space="preserve"> install -y </w:t>
+      </w:r>
+      <w:proofErr w:type="spellStart"/>
+      <w:r>
+        <w:t>epel</w:t>
+      </w:r>
+      <w:proofErr w:type="spellEnd"/>
+      <w:r>
+        <w:t>-release</w:t>
+      </w:r>
+    </w:p>
+    <w:p>
+      <w:proofErr w:type="spellStart"/>
       <w:r>
         <w:lastRenderedPageBreak/>
-        <w:t>dnf install -y epel-release</w:t>
-      </w:r>
-    </w:p>
-    <w:p>
-      <w:r>
-        <w:t>dnf update</w:t>
-      </w:r>
-    </w:p>
-    <w:p>
-      <w:r>
-        <w:t>dnf install -y google-authenticator qrencode</w:t>
-      </w:r>
+        <w:t>dnf</w:t>
+      </w:r>
+      <w:proofErr w:type="spellEnd"/>
+      <w:r>
+        <w:t xml:space="preserve"> update</w:t>
+      </w:r>
+    </w:p>
+    <w:p>
+      <w:proofErr w:type="spellStart"/>
+      <w:r>
+        <w:t>dnf</w:t>
+      </w:r>
+      <w:proofErr w:type="spellEnd"/>
+      <w:r>
+        <w:t xml:space="preserve"> install -y google-authenticator </w:t>
+      </w:r>
+      <w:proofErr w:type="spellStart"/>
+      <w:r>
+        <w:t>qrencode</w:t>
+      </w:r>
+      <w:proofErr w:type="spellEnd"/>
     </w:p>
     <w:p>
       <w:r>
@@ -1045,8 +2923,21 @@
     </w:p>
     <w:p/>
     <w:p>
-      <w:r>
-        <w:t>Cấu hình pam</w:t>
+      <w:proofErr w:type="spellStart"/>
+      <w:r>
+        <w:t>Cấu</w:t>
+      </w:r>
+      <w:proofErr w:type="spellEnd"/>
+      <w:r>
+        <w:t xml:space="preserve"> </w:t>
+      </w:r>
+      <w:proofErr w:type="spellStart"/>
+      <w:r>
+        <w:t>hình</w:t>
+      </w:r>
+      <w:proofErr w:type="spellEnd"/>
+      <w:r>
+        <w:t xml:space="preserve"> pam</w:t>
       </w:r>
     </w:p>
     <w:p>
@@ -1054,43 +2945,78 @@
         <w:t>nano</w:t>
       </w:r>
       <w:r>
-        <w:t xml:space="preserve"> /etc/pam.d/radiusd</w:t>
-      </w:r>
-    </w:p>
-    <w:p>
-      <w:r>
-        <w:t>auth       requisite    pam_google_authenticator.so forward_pass</w:t>
-      </w:r>
-    </w:p>
-    <w:p>
-      <w:r>
-        <w:t>auth       required     pam_sss.so use_first_pass</w:t>
-      </w:r>
-    </w:p>
-    <w:p>
-      <w:r>
-        <w:t>account    required     pam_nologin.so</w:t>
-      </w:r>
-    </w:p>
-    <w:p>
-      <w:r>
-        <w:t>account    include      password-auth</w:t>
-      </w:r>
-    </w:p>
-    <w:p>
-      <w:r>
-        <w:lastRenderedPageBreak/>
-        <w:t>session    include      password-auth</w:t>
-      </w:r>
-    </w:p>
-    <w:p>
-      <w:r>
-        <w:t>Test kết nối</w:t>
-      </w:r>
-    </w:p>
-    <w:p>
-      <w:r>
-        <w:t xml:space="preserve">radtest </w:t>
+        <w:t xml:space="preserve"> /</w:t>
+      </w:r>
+      <w:proofErr w:type="spellStart"/>
+      <w:r>
+        <w:t>etc</w:t>
+      </w:r>
+      <w:proofErr w:type="spellEnd"/>
+      <w:r>
+        <w:t>/</w:t>
+      </w:r>
+      <w:proofErr w:type="spellStart"/>
+      <w:proofErr w:type="gramStart"/>
+      <w:r>
+        <w:t>pam.d</w:t>
+      </w:r>
+      <w:proofErr w:type="spellEnd"/>
+      <w:proofErr w:type="gramEnd"/>
+      <w:r>
+        <w:t>/</w:t>
+      </w:r>
+      <w:proofErr w:type="spellStart"/>
+      <w:r>
+        <w:t>radiusd</w:t>
+      </w:r>
+      <w:proofErr w:type="spellEnd"/>
+    </w:p>
+    <w:p>
+      <w:r>
+        <w:t xml:space="preserve">auth       requisite    pam_google_authenticator.so </w:t>
+      </w:r>
+      <w:proofErr w:type="spellStart"/>
+      <w:r>
+        <w:t>forward_pass</w:t>
+      </w:r>
+      <w:proofErr w:type="spellEnd"/>
+    </w:p>
+    <w:p>
+      <w:r>
+        <w:t xml:space="preserve">auth       required     pam_sss.so </w:t>
+      </w:r>
+      <w:proofErr w:type="spellStart"/>
+      <w:r>
+        <w:t>use_first_pass</w:t>
+      </w:r>
+      <w:proofErr w:type="spellEnd"/>
+    </w:p>
+    <w:p>
+      <w:r>
+        <w:t xml:space="preserve">Test </w:t>
+      </w:r>
+      <w:proofErr w:type="spellStart"/>
+      <w:r>
+        <w:t>kết</w:t>
+      </w:r>
+      <w:proofErr w:type="spellEnd"/>
+      <w:r>
+        <w:t xml:space="preserve"> </w:t>
+      </w:r>
+      <w:proofErr w:type="spellStart"/>
+      <w:r>
+        <w:t>nối</w:t>
+      </w:r>
+      <w:proofErr w:type="spellEnd"/>
+    </w:p>
+    <w:p>
+      <w:proofErr w:type="spellStart"/>
+      <w:r>
+        <w:t>radtest</w:t>
+      </w:r>
+      <w:proofErr w:type="spellEnd"/>
+      <w:r>
+        <w:t xml:space="preserve"> </w:t>
       </w:r>
       <w:r>
         <w:t>demo-01</w:t>
@@ -1099,16 +3025,52 @@
         <w:t xml:space="preserve"> </w:t>
       </w:r>
       <w:r>
-        <w:t>Vtdc@2026&lt;otp&gt;</w:t>
+        <w:t>Vtdc@2026&lt;</w:t>
+      </w:r>
+      <w:proofErr w:type="spellStart"/>
+      <w:r>
+        <w:t>otp</w:t>
+      </w:r>
+      <w:proofErr w:type="spellEnd"/>
+      <w:r>
+        <w:t>&gt;</w:t>
       </w:r>
       <w:r>
         <w:t xml:space="preserve"> localhost 0 test123</w:t>
       </w:r>
     </w:p>
-    <w:p/>
-    <w:p>
-      <w:r>
-        <w:t>Kết quả ra Accept-Accept là ok</w:t>
+    <w:p>
+      <w:proofErr w:type="spellStart"/>
+      <w:r>
+        <w:t>Kết</w:t>
+      </w:r>
+      <w:proofErr w:type="spellEnd"/>
+      <w:r>
+        <w:t xml:space="preserve"> </w:t>
+      </w:r>
+      <w:proofErr w:type="spellStart"/>
+      <w:r>
+        <w:t>quả</w:t>
+      </w:r>
+      <w:proofErr w:type="spellEnd"/>
+      <w:r>
+        <w:t xml:space="preserve"> </w:t>
+      </w:r>
+      <w:proofErr w:type="spellStart"/>
+      <w:r>
+        <w:t>ra</w:t>
+      </w:r>
+      <w:proofErr w:type="spellEnd"/>
+      <w:r>
+        <w:t xml:space="preserve"> Accept-Accept </w:t>
+      </w:r>
+      <w:proofErr w:type="spellStart"/>
+      <w:r>
+        <w:t>là</w:t>
+      </w:r>
+      <w:proofErr w:type="spellEnd"/>
+      <w:r>
+        <w:t xml:space="preserve"> ok</w:t>
       </w:r>
     </w:p>
     <w:p/>
@@ -2015,15 +3977,15 @@
     <w:lsdException w:name="Unresolved Mention" w:semiHidden="1" w:unhideWhenUsed="1"/>
     <w:lsdException w:name="Smart Link" w:semiHidden="1" w:unhideWhenUsed="1"/>
   </w:latentStyles>
-  <w:style w:type="paragraph" w:default="1" w:styleId="Binhthng">
+  <w:style w:type="paragraph" w:default="1" w:styleId="Normal">
     <w:name w:val="Normal"/>
     <w:qFormat/>
   </w:style>
-  <w:style w:type="paragraph" w:styleId="u1">
+  <w:style w:type="paragraph" w:styleId="Heading1">
     <w:name w:val="heading 1"/>
-    <w:basedOn w:val="Binhthng"/>
-    <w:next w:val="Binhthng"/>
-    <w:link w:val="u1Char"/>
+    <w:basedOn w:val="Normal"/>
+    <w:next w:val="Normal"/>
+    <w:link w:val="Heading1Char"/>
     <w:uiPriority w:val="9"/>
     <w:qFormat/>
     <w:rsid w:val="0005227F"/>
@@ -2040,11 +4002,11 @@
       <w:szCs w:val="40"/>
     </w:rPr>
   </w:style>
-  <w:style w:type="paragraph" w:styleId="u2">
+  <w:style w:type="paragraph" w:styleId="Heading2">
     <w:name w:val="heading 2"/>
-    <w:basedOn w:val="Binhthng"/>
-    <w:next w:val="Binhthng"/>
-    <w:link w:val="u2Char"/>
+    <w:basedOn w:val="Normal"/>
+    <w:next w:val="Normal"/>
+    <w:link w:val="Heading2Char"/>
     <w:uiPriority w:val="9"/>
     <w:semiHidden/>
     <w:unhideWhenUsed/>
@@ -2063,11 +4025,11 @@
       <w:szCs w:val="32"/>
     </w:rPr>
   </w:style>
-  <w:style w:type="paragraph" w:styleId="u3">
+  <w:style w:type="paragraph" w:styleId="Heading3">
     <w:name w:val="heading 3"/>
-    <w:basedOn w:val="Binhthng"/>
-    <w:next w:val="Binhthng"/>
-    <w:link w:val="u3Char"/>
+    <w:basedOn w:val="Normal"/>
+    <w:next w:val="Normal"/>
+    <w:link w:val="Heading3Char"/>
     <w:uiPriority w:val="9"/>
     <w:semiHidden/>
     <w:unhideWhenUsed/>
@@ -2086,11 +4048,11 @@
       <w:szCs w:val="28"/>
     </w:rPr>
   </w:style>
-  <w:style w:type="paragraph" w:styleId="u4">
+  <w:style w:type="paragraph" w:styleId="Heading4">
     <w:name w:val="heading 4"/>
-    <w:basedOn w:val="Binhthng"/>
-    <w:next w:val="Binhthng"/>
-    <w:link w:val="u4Char"/>
+    <w:basedOn w:val="Normal"/>
+    <w:next w:val="Normal"/>
+    <w:link w:val="Heading4Char"/>
     <w:uiPriority w:val="9"/>
     <w:semiHidden/>
     <w:unhideWhenUsed/>
@@ -2109,11 +4071,11 @@
       <w:color w:val="2F5496" w:themeColor="accent1" w:themeShade="BF"/>
     </w:rPr>
   </w:style>
-  <w:style w:type="paragraph" w:styleId="u5">
+  <w:style w:type="paragraph" w:styleId="Heading5">
     <w:name w:val="heading 5"/>
-    <w:basedOn w:val="Binhthng"/>
-    <w:next w:val="Binhthng"/>
-    <w:link w:val="u5Char"/>
+    <w:basedOn w:val="Normal"/>
+    <w:next w:val="Normal"/>
+    <w:link w:val="Heading5Char"/>
     <w:uiPriority w:val="9"/>
     <w:semiHidden/>
     <w:unhideWhenUsed/>
@@ -2130,11 +4092,11 @@
       <w:color w:val="2F5496" w:themeColor="accent1" w:themeShade="BF"/>
     </w:rPr>
   </w:style>
-  <w:style w:type="paragraph" w:styleId="u6">
+  <w:style w:type="paragraph" w:styleId="Heading6">
     <w:name w:val="heading 6"/>
-    <w:basedOn w:val="Binhthng"/>
-    <w:next w:val="Binhthng"/>
-    <w:link w:val="u6Char"/>
+    <w:basedOn w:val="Normal"/>
+    <w:next w:val="Normal"/>
+    <w:link w:val="Heading6Char"/>
     <w:uiPriority w:val="9"/>
     <w:semiHidden/>
     <w:unhideWhenUsed/>
@@ -2153,11 +4115,11 @@
       <w:color w:val="595959" w:themeColor="text1" w:themeTint="A6"/>
     </w:rPr>
   </w:style>
-  <w:style w:type="paragraph" w:styleId="u7">
+  <w:style w:type="paragraph" w:styleId="Heading7">
     <w:name w:val="heading 7"/>
-    <w:basedOn w:val="Binhthng"/>
-    <w:next w:val="Binhthng"/>
-    <w:link w:val="u7Char"/>
+    <w:basedOn w:val="Normal"/>
+    <w:next w:val="Normal"/>
+    <w:link w:val="Heading7Char"/>
     <w:uiPriority w:val="9"/>
     <w:semiHidden/>
     <w:unhideWhenUsed/>
@@ -2174,11 +4136,11 @@
       <w:color w:val="595959" w:themeColor="text1" w:themeTint="A6"/>
     </w:rPr>
   </w:style>
-  <w:style w:type="paragraph" w:styleId="u8">
+  <w:style w:type="paragraph" w:styleId="Heading8">
     <w:name w:val="heading 8"/>
-    <w:basedOn w:val="Binhthng"/>
-    <w:next w:val="Binhthng"/>
-    <w:link w:val="u8Char"/>
+    <w:basedOn w:val="Normal"/>
+    <w:next w:val="Normal"/>
+    <w:link w:val="Heading8Char"/>
     <w:uiPriority w:val="9"/>
     <w:semiHidden/>
     <w:unhideWhenUsed/>
@@ -2197,11 +4159,11 @@
       <w:color w:val="272727" w:themeColor="text1" w:themeTint="D8"/>
     </w:rPr>
   </w:style>
-  <w:style w:type="paragraph" w:styleId="u9">
+  <w:style w:type="paragraph" w:styleId="Heading9">
     <w:name w:val="heading 9"/>
-    <w:basedOn w:val="Binhthng"/>
-    <w:next w:val="Binhthng"/>
-    <w:link w:val="u9Char"/>
+    <w:basedOn w:val="Normal"/>
+    <w:next w:val="Normal"/>
+    <w:link w:val="Heading9Char"/>
     <w:uiPriority w:val="9"/>
     <w:semiHidden/>
     <w:unhideWhenUsed/>
@@ -2218,12 +4180,12 @@
       <w:color w:val="272727" w:themeColor="text1" w:themeTint="D8"/>
     </w:rPr>
   </w:style>
-  <w:style w:type="character" w:default="1" w:styleId="Phngmcinhcuaoanvn">
+  <w:style w:type="character" w:default="1" w:styleId="DefaultParagraphFont">
     <w:name w:val="Default Paragraph Font"/>
     <w:uiPriority w:val="1"/>
     <w:unhideWhenUsed/>
   </w:style>
-  <w:style w:type="table" w:default="1" w:styleId="BangThngthng">
+  <w:style w:type="table" w:default="1" w:styleId="TableNormal">
     <w:name w:val="Normal Table"/>
     <w:uiPriority w:val="99"/>
     <w:semiHidden/>
@@ -2238,16 +4200,16 @@
       </w:tblCellMar>
     </w:tblPr>
   </w:style>
-  <w:style w:type="numbering" w:default="1" w:styleId="Khngco">
+  <w:style w:type="numbering" w:default="1" w:styleId="NoList">
     <w:name w:val="No List"/>
     <w:uiPriority w:val="99"/>
     <w:semiHidden/>
     <w:unhideWhenUsed/>
   </w:style>
-  <w:style w:type="character" w:customStyle="1" w:styleId="u1Char">
-    <w:name w:val="Đầu đề 1 Char"/>
-    <w:basedOn w:val="Phngmcinhcuaoanvn"/>
-    <w:link w:val="u1"/>
+  <w:style w:type="character" w:customStyle="1" w:styleId="Heading1Char">
+    <w:name w:val="Heading 1 Char"/>
+    <w:basedOn w:val="DefaultParagraphFont"/>
+    <w:link w:val="Heading1"/>
     <w:uiPriority w:val="9"/>
     <w:rsid w:val="0005227F"/>
     <w:rPr>
@@ -2257,10 +4219,10 @@
       <w:szCs w:val="40"/>
     </w:rPr>
   </w:style>
-  <w:style w:type="character" w:customStyle="1" w:styleId="u2Char">
-    <w:name w:val="Đầu đề 2 Char"/>
-    <w:basedOn w:val="Phngmcinhcuaoanvn"/>
-    <w:link w:val="u2"/>
+  <w:style w:type="character" w:customStyle="1" w:styleId="Heading2Char">
+    <w:name w:val="Heading 2 Char"/>
+    <w:basedOn w:val="DefaultParagraphFont"/>
+    <w:link w:val="Heading2"/>
     <w:uiPriority w:val="9"/>
     <w:semiHidden/>
     <w:rsid w:val="0005227F"/>
@@ -2271,10 +4233,10 @@
       <w:szCs w:val="32"/>
     </w:rPr>
   </w:style>
-  <w:style w:type="character" w:customStyle="1" w:styleId="u3Char">
-    <w:name w:val="Đầu đề 3 Char"/>
-    <w:basedOn w:val="Phngmcinhcuaoanvn"/>
-    <w:link w:val="u3"/>
+  <w:style w:type="character" w:customStyle="1" w:styleId="Heading3Char">
+    <w:name w:val="Heading 3 Char"/>
+    <w:basedOn w:val="DefaultParagraphFont"/>
+    <w:link w:val="Heading3"/>
     <w:uiPriority w:val="9"/>
     <w:semiHidden/>
     <w:rsid w:val="0005227F"/>
@@ -2285,10 +4247,10 @@
       <w:szCs w:val="28"/>
     </w:rPr>
   </w:style>
-  <w:style w:type="character" w:customStyle="1" w:styleId="u4Char">
-    <w:name w:val="Đầu đề 4 Char"/>
-    <w:basedOn w:val="Phngmcinhcuaoanvn"/>
-    <w:link w:val="u4"/>
+  <w:style w:type="character" w:customStyle="1" w:styleId="Heading4Char">
+    <w:name w:val="Heading 4 Char"/>
+    <w:basedOn w:val="DefaultParagraphFont"/>
+    <w:link w:val="Heading4"/>
     <w:uiPriority w:val="9"/>
     <w:semiHidden/>
     <w:rsid w:val="0005227F"/>
@@ -2299,10 +4261,10 @@
       <w:color w:val="2F5496" w:themeColor="accent1" w:themeShade="BF"/>
     </w:rPr>
   </w:style>
-  <w:style w:type="character" w:customStyle="1" w:styleId="u5Char">
-    <w:name w:val="Đầu đề 5 Char"/>
-    <w:basedOn w:val="Phngmcinhcuaoanvn"/>
-    <w:link w:val="u5"/>
+  <w:style w:type="character" w:customStyle="1" w:styleId="Heading5Char">
+    <w:name w:val="Heading 5 Char"/>
+    <w:basedOn w:val="DefaultParagraphFont"/>
+    <w:link w:val="Heading5"/>
     <w:uiPriority w:val="9"/>
     <w:semiHidden/>
     <w:rsid w:val="0005227F"/>
@@ -2311,10 +4273,10 @@
       <w:color w:val="2F5496" w:themeColor="accent1" w:themeShade="BF"/>
     </w:rPr>
   </w:style>
-  <w:style w:type="character" w:customStyle="1" w:styleId="u6Char">
-    <w:name w:val="Đầu đề 6 Char"/>
-    <w:basedOn w:val="Phngmcinhcuaoanvn"/>
-    <w:link w:val="u6"/>
+  <w:style w:type="character" w:customStyle="1" w:styleId="Heading6Char">
+    <w:name w:val="Heading 6 Char"/>
+    <w:basedOn w:val="DefaultParagraphFont"/>
+    <w:link w:val="Heading6"/>
     <w:uiPriority w:val="9"/>
     <w:semiHidden/>
     <w:rsid w:val="0005227F"/>
@@ -2325,10 +4287,10 @@
       <w:color w:val="595959" w:themeColor="text1" w:themeTint="A6"/>
     </w:rPr>
   </w:style>
-  <w:style w:type="character" w:customStyle="1" w:styleId="u7Char">
-    <w:name w:val="Đầu đề 7 Char"/>
-    <w:basedOn w:val="Phngmcinhcuaoanvn"/>
-    <w:link w:val="u7"/>
+  <w:style w:type="character" w:customStyle="1" w:styleId="Heading7Char">
+    <w:name w:val="Heading 7 Char"/>
+    <w:basedOn w:val="DefaultParagraphFont"/>
+    <w:link w:val="Heading7"/>
     <w:uiPriority w:val="9"/>
     <w:semiHidden/>
     <w:rsid w:val="0005227F"/>
@@ -2337,10 +4299,10 @@
       <w:color w:val="595959" w:themeColor="text1" w:themeTint="A6"/>
     </w:rPr>
   </w:style>
-  <w:style w:type="character" w:customStyle="1" w:styleId="u8Char">
-    <w:name w:val="Đầu đề 8 Char"/>
-    <w:basedOn w:val="Phngmcinhcuaoanvn"/>
-    <w:link w:val="u8"/>
+  <w:style w:type="character" w:customStyle="1" w:styleId="Heading8Char">
+    <w:name w:val="Heading 8 Char"/>
+    <w:basedOn w:val="DefaultParagraphFont"/>
+    <w:link w:val="Heading8"/>
     <w:uiPriority w:val="9"/>
     <w:semiHidden/>
     <w:rsid w:val="0005227F"/>
@@ -2351,10 +4313,10 @@
       <w:color w:val="272727" w:themeColor="text1" w:themeTint="D8"/>
     </w:rPr>
   </w:style>
-  <w:style w:type="character" w:customStyle="1" w:styleId="u9Char">
-    <w:name w:val="Đầu đề 9 Char"/>
-    <w:basedOn w:val="Phngmcinhcuaoanvn"/>
-    <w:link w:val="u9"/>
+  <w:style w:type="character" w:customStyle="1" w:styleId="Heading9Char">
+    <w:name w:val="Heading 9 Char"/>
+    <w:basedOn w:val="DefaultParagraphFont"/>
+    <w:link w:val="Heading9"/>
     <w:uiPriority w:val="9"/>
     <w:semiHidden/>
     <w:rsid w:val="0005227F"/>
@@ -2363,11 +4325,11 @@
       <w:color w:val="272727" w:themeColor="text1" w:themeTint="D8"/>
     </w:rPr>
   </w:style>
-  <w:style w:type="paragraph" w:styleId="Tiu">
+  <w:style w:type="paragraph" w:styleId="Title">
     <w:name w:val="Title"/>
-    <w:basedOn w:val="Binhthng"/>
-    <w:next w:val="Binhthng"/>
-    <w:link w:val="TiuChar"/>
+    <w:basedOn w:val="Normal"/>
+    <w:next w:val="Normal"/>
+    <w:link w:val="TitleChar"/>
     <w:uiPriority w:val="10"/>
     <w:qFormat/>
     <w:rsid w:val="0005227F"/>
@@ -2383,10 +4345,10 @@
       <w:szCs w:val="56"/>
     </w:rPr>
   </w:style>
-  <w:style w:type="character" w:customStyle="1" w:styleId="TiuChar">
-    <w:name w:val="Tiêu đề Char"/>
-    <w:basedOn w:val="Phngmcinhcuaoanvn"/>
-    <w:link w:val="Tiu"/>
+  <w:style w:type="character" w:customStyle="1" w:styleId="TitleChar">
+    <w:name w:val="Title Char"/>
+    <w:basedOn w:val="DefaultParagraphFont"/>
+    <w:link w:val="Title"/>
     <w:uiPriority w:val="10"/>
     <w:rsid w:val="0005227F"/>
     <w:rPr>
@@ -2397,11 +4359,11 @@
       <w:szCs w:val="56"/>
     </w:rPr>
   </w:style>
-  <w:style w:type="paragraph" w:styleId="Tiuphu">
+  <w:style w:type="paragraph" w:styleId="Subtitle">
     <w:name w:val="Subtitle"/>
-    <w:basedOn w:val="Binhthng"/>
-    <w:next w:val="Binhthng"/>
-    <w:link w:val="TiuphuChar"/>
+    <w:basedOn w:val="Normal"/>
+    <w:next w:val="Normal"/>
+    <w:link w:val="SubtitleChar"/>
     <w:uiPriority w:val="11"/>
     <w:qFormat/>
     <w:rsid w:val="0005227F"/>
@@ -2418,10 +4380,10 @@
       <w:szCs w:val="28"/>
     </w:rPr>
   </w:style>
-  <w:style w:type="character" w:customStyle="1" w:styleId="TiuphuChar">
-    <w:name w:val="Tiêu đề phụ Char"/>
-    <w:basedOn w:val="Phngmcinhcuaoanvn"/>
-    <w:link w:val="Tiuphu"/>
+  <w:style w:type="character" w:customStyle="1" w:styleId="SubtitleChar">
+    <w:name w:val="Subtitle Char"/>
+    <w:basedOn w:val="DefaultParagraphFont"/>
+    <w:link w:val="Subtitle"/>
     <w:uiPriority w:val="11"/>
     <w:rsid w:val="0005227F"/>
     <w:rPr>
@@ -2432,11 +4394,11 @@
       <w:szCs w:val="28"/>
     </w:rPr>
   </w:style>
-  <w:style w:type="paragraph" w:styleId="Litrichdn">
+  <w:style w:type="paragraph" w:styleId="Quote">
     <w:name w:val="Quote"/>
-    <w:basedOn w:val="Binhthng"/>
-    <w:next w:val="Binhthng"/>
-    <w:link w:val="LitrichdnChar"/>
+    <w:basedOn w:val="Normal"/>
+    <w:next w:val="Normal"/>
+    <w:link w:val="QuoteChar"/>
     <w:uiPriority w:val="29"/>
     <w:qFormat/>
     <w:rsid w:val="0005227F"/>
@@ -2450,10 +4412,10 @@
       <w:color w:val="404040" w:themeColor="text1" w:themeTint="BF"/>
     </w:rPr>
   </w:style>
-  <w:style w:type="character" w:customStyle="1" w:styleId="LitrichdnChar">
-    <w:name w:val="Lời trích dẫn Char"/>
-    <w:basedOn w:val="Phngmcinhcuaoanvn"/>
-    <w:link w:val="Litrichdn"/>
+  <w:style w:type="character" w:customStyle="1" w:styleId="QuoteChar">
+    <w:name w:val="Quote Char"/>
+    <w:basedOn w:val="DefaultParagraphFont"/>
+    <w:link w:val="Quote"/>
     <w:uiPriority w:val="29"/>
     <w:rsid w:val="0005227F"/>
     <w:rPr>
@@ -2462,9 +4424,9 @@
       <w:color w:val="404040" w:themeColor="text1" w:themeTint="BF"/>
     </w:rPr>
   </w:style>
-  <w:style w:type="paragraph" w:styleId="oancuaDanhsach">
+  <w:style w:type="paragraph" w:styleId="ListParagraph">
     <w:name w:val="List Paragraph"/>
-    <w:basedOn w:val="Binhthng"/>
+    <w:basedOn w:val="Normal"/>
     <w:uiPriority w:val="34"/>
     <w:qFormat/>
     <w:rsid w:val="0005227F"/>
@@ -2473,9 +4435,9 @@
       <w:contextualSpacing/>
     </w:pPr>
   </w:style>
-  <w:style w:type="character" w:styleId="NhnmnhThm">
+  <w:style w:type="character" w:styleId="IntenseEmphasis">
     <w:name w:val="Intense Emphasis"/>
-    <w:basedOn w:val="Phngmcinhcuaoanvn"/>
+    <w:basedOn w:val="DefaultParagraphFont"/>
     <w:uiPriority w:val="21"/>
     <w:qFormat/>
     <w:rsid w:val="0005227F"/>
@@ -2485,11 +4447,11 @@
       <w:color w:val="2F5496" w:themeColor="accent1" w:themeShade="BF"/>
     </w:rPr>
   </w:style>
-  <w:style w:type="paragraph" w:styleId="Nhaykepm">
+  <w:style w:type="paragraph" w:styleId="IntenseQuote">
     <w:name w:val="Intense Quote"/>
-    <w:basedOn w:val="Binhthng"/>
-    <w:next w:val="Binhthng"/>
-    <w:link w:val="NhaykepmChar"/>
+    <w:basedOn w:val="Normal"/>
+    <w:next w:val="Normal"/>
+    <w:link w:val="IntenseQuoteChar"/>
     <w:uiPriority w:val="30"/>
     <w:qFormat/>
     <w:rsid w:val="0005227F"/>
@@ -2508,10 +4470,10 @@
       <w:color w:val="2F5496" w:themeColor="accent1" w:themeShade="BF"/>
     </w:rPr>
   </w:style>
-  <w:style w:type="character" w:customStyle="1" w:styleId="NhaykepmChar">
-    <w:name w:val="Nháy kép Đậm Char"/>
-    <w:basedOn w:val="Phngmcinhcuaoanvn"/>
-    <w:link w:val="Nhaykepm"/>
+  <w:style w:type="character" w:customStyle="1" w:styleId="IntenseQuoteChar">
+    <w:name w:val="Intense Quote Char"/>
+    <w:basedOn w:val="DefaultParagraphFont"/>
+    <w:link w:val="IntenseQuote"/>
     <w:uiPriority w:val="30"/>
     <w:rsid w:val="0005227F"/>
     <w:rPr>
@@ -2520,9 +4482,9 @@
       <w:color w:val="2F5496" w:themeColor="accent1" w:themeShade="BF"/>
     </w:rPr>
   </w:style>
-  <w:style w:type="character" w:styleId="ThamchiuNhnmnh">
+  <w:style w:type="character" w:styleId="IntenseReference">
     <w:name w:val="Intense Reference"/>
-    <w:basedOn w:val="Phngmcinhcuaoanvn"/>
+    <w:basedOn w:val="DefaultParagraphFont"/>
     <w:uiPriority w:val="32"/>
     <w:qFormat/>
     <w:rsid w:val="0005227F"/>
@@ -2534,9 +4496,9 @@
       <w:spacing w:val="5"/>
     </w:rPr>
   </w:style>
-  <w:style w:type="character" w:styleId="Siuktni">
+  <w:style w:type="character" w:styleId="Hyperlink">
     <w:name w:val="Hyperlink"/>
-    <w:basedOn w:val="Phngmcinhcuaoanvn"/>
+    <w:basedOn w:val="DefaultParagraphFont"/>
     <w:uiPriority w:val="99"/>
     <w:unhideWhenUsed/>
     <w:rsid w:val="0005227F"/>
@@ -2545,9 +4507,9 @@
       <w:u w:val="single"/>
     </w:rPr>
   </w:style>
-  <w:style w:type="character" w:styleId="cpChagiiquyt">
+  <w:style w:type="character" w:styleId="UnresolvedMention">
     <w:name w:val="Unresolved Mention"/>
-    <w:basedOn w:val="Phngmcinhcuaoanvn"/>
+    <w:basedOn w:val="DefaultParagraphFont"/>
     <w:uiPriority w:val="99"/>
     <w:semiHidden/>
     <w:unhideWhenUsed/>
@@ -2557,10 +4519,10 @@
       <w:shd w:val="clear" w:color="auto" w:fill="E1DFDD"/>
     </w:rPr>
   </w:style>
-  <w:style w:type="paragraph" w:styleId="HTMLinhdangtrc">
+  <w:style w:type="paragraph" w:styleId="HTMLPreformatted">
     <w:name w:val="HTML Preformatted"/>
-    <w:basedOn w:val="Binhthng"/>
-    <w:link w:val="HTMLinhdangtrcChar"/>
+    <w:basedOn w:val="Normal"/>
+    <w:link w:val="HTMLPreformattedChar"/>
     <w:uiPriority w:val="99"/>
     <w:semiHidden/>
     <w:unhideWhenUsed/>
@@ -2574,10 +4536,10 @@
       <w:szCs w:val="20"/>
     </w:rPr>
   </w:style>
-  <w:style w:type="character" w:customStyle="1" w:styleId="HTMLinhdangtrcChar">
-    <w:name w:val="HTML Định dạng trước Char"/>
-    <w:basedOn w:val="Phngmcinhcuaoanvn"/>
-    <w:link w:val="HTMLinhdangtrc"/>
+  <w:style w:type="character" w:customStyle="1" w:styleId="HTMLPreformattedChar">
+    <w:name w:val="HTML Preformatted Char"/>
+    <w:basedOn w:val="DefaultParagraphFont"/>
+    <w:link w:val="HTMLPreformatted"/>
     <w:uiPriority w:val="99"/>
     <w:semiHidden/>
     <w:rsid w:val="00F00166"/>
